--- a/apps/web/public/documentation/library/files/service-image-generation-prompts.docx
+++ b/apps/web/public/documentation/library/files/service-image-generation-prompts.docx
@@ -67,9 +67,11 @@
       <w:pPr>
         <w:pStyle w:val="Heading1"/>
       </w:pPr>
+      <w:bookmarkStart w:id="1" w:name="document_control"/>
       <w:r>
         <w:t>Document Control</w:t>
       </w:r>
+      <w:bookmarkEnd w:id="1"/>
     </w:p>
     <w:tbl>
       <w:tblPr>
@@ -250,7 +252,1743 @@
     </w:tbl>
     <w:p>
       <w:r>
-        <w:t>Navigation note: use Word's Navigation Pane to move through the heading hierarchy. The source document's linked table of contents is retained below.</w:t>
+        <w:t>Use the linked table of contents below or Word's Navigation Pane to move through this document.</w:t>
+      </w:r>
+    </w:p>
+    <w:p>
+      <w:pPr>
+        <w:pStyle w:val="Heading1"/>
+      </w:pPr>
+      <w:bookmarkStart w:id="2" w:name="table_of_contents"/>
+      <w:r>
+        <w:t>Table of Contents</w:t>
+      </w:r>
+      <w:bookmarkEnd w:id="2"/>
+    </w:p>
+    <w:p>
+      <w:pPr>
+        <w:spacing w:after="60"/>
+      </w:pPr>
+      <w:hyperlink w:anchor="document_control">
+        <w:r>
+          <w:rPr>
+            <w:rStyle w:val="Hyperlink"/>
+          </w:rPr>
+          <w:t>Document Control</w:t>
+        </w:r>
+      </w:hyperlink>
+    </w:p>
+    <w:p>
+      <w:pPr>
+        <w:spacing w:after="60"/>
+        <w:ind w:left="0"/>
+      </w:pPr>
+      <w:hyperlink w:anchor="section_001">
+        <w:r>
+          <w:rPr>
+            <w:rStyle w:val="Hyperlink"/>
+          </w:rPr>
+          <w:t>1. Plumbing (#247d70)</w:t>
+        </w:r>
+      </w:hyperlink>
+    </w:p>
+    <w:p>
+      <w:pPr>
+        <w:spacing w:after="60"/>
+        <w:ind w:left="317"/>
+      </w:pPr>
+      <w:hyperlink w:anchor="section_002">
+        <w:r>
+          <w:rPr>
+            <w:rStyle w:val="Hyperlink"/>
+          </w:rPr>
+          <w:t>1.1 Drain and Sewer Service</w:t>
+        </w:r>
+      </w:hyperlink>
+    </w:p>
+    <w:p>
+      <w:pPr>
+        <w:spacing w:after="60"/>
+        <w:ind w:left="317"/>
+      </w:pPr>
+      <w:hyperlink w:anchor="section_003">
+        <w:r>
+          <w:rPr>
+            <w:rStyle w:val="Hyperlink"/>
+          </w:rPr>
+          <w:t>1.2 Water Heater Service</w:t>
+        </w:r>
+      </w:hyperlink>
+    </w:p>
+    <w:p>
+      <w:pPr>
+        <w:spacing w:after="60"/>
+        <w:ind w:left="317"/>
+      </w:pPr>
+      <w:hyperlink w:anchor="section_004">
+        <w:r>
+          <w:rPr>
+            <w:rStyle w:val="Hyperlink"/>
+          </w:rPr>
+          <w:t>1.3 Fixture Service</w:t>
+        </w:r>
+      </w:hyperlink>
+    </w:p>
+    <w:p>
+      <w:pPr>
+        <w:spacing w:after="60"/>
+        <w:ind w:left="0"/>
+      </w:pPr>
+      <w:hyperlink w:anchor="section_005">
+        <w:r>
+          <w:rPr>
+            <w:rStyle w:val="Hyperlink"/>
+          </w:rPr>
+          <w:t>2. HVAC (#3c7ec4)</w:t>
+        </w:r>
+      </w:hyperlink>
+    </w:p>
+    <w:p>
+      <w:pPr>
+        <w:spacing w:after="60"/>
+        <w:ind w:left="317"/>
+      </w:pPr>
+      <w:hyperlink w:anchor="section_006">
+        <w:r>
+          <w:rPr>
+            <w:rStyle w:val="Hyperlink"/>
+          </w:rPr>
+          <w:t>2.1 Heating and Cooling</w:t>
+        </w:r>
+      </w:hyperlink>
+    </w:p>
+    <w:p>
+      <w:pPr>
+        <w:spacing w:after="60"/>
+        <w:ind w:left="317"/>
+      </w:pPr>
+      <w:hyperlink w:anchor="section_007">
+        <w:r>
+          <w:rPr>
+            <w:rStyle w:val="Hyperlink"/>
+          </w:rPr>
+          <w:t>2.2 Maintenance Agreements</w:t>
+        </w:r>
+      </w:hyperlink>
+    </w:p>
+    <w:p>
+      <w:pPr>
+        <w:spacing w:after="60"/>
+        <w:ind w:left="317"/>
+      </w:pPr>
+      <w:hyperlink w:anchor="section_008">
+        <w:r>
+          <w:rPr>
+            <w:rStyle w:val="Hyperlink"/>
+          </w:rPr>
+          <w:t>2.3 Equipment Commissioning</w:t>
+        </w:r>
+      </w:hyperlink>
+    </w:p>
+    <w:p>
+      <w:pPr>
+        <w:spacing w:after="60"/>
+        <w:ind w:left="0"/>
+      </w:pPr>
+      <w:hyperlink w:anchor="section_009">
+        <w:r>
+          <w:rPr>
+            <w:rStyle w:val="Hyperlink"/>
+          </w:rPr>
+          <w:t>3. Carpet &amp; Upholstery Cleaning (#9b6f4f)</w:t>
+        </w:r>
+      </w:hyperlink>
+    </w:p>
+    <w:p>
+      <w:pPr>
+        <w:spacing w:after="60"/>
+        <w:ind w:left="317"/>
+      </w:pPr>
+      <w:hyperlink w:anchor="section_010">
+        <w:r>
+          <w:rPr>
+            <w:rStyle w:val="Hyperlink"/>
+          </w:rPr>
+          <w:t>3.1 Room-Based Estimates</w:t>
+        </w:r>
+      </w:hyperlink>
+    </w:p>
+    <w:p>
+      <w:pPr>
+        <w:spacing w:after="60"/>
+        <w:ind w:left="317"/>
+      </w:pPr>
+      <w:hyperlink w:anchor="section_011">
+        <w:r>
+          <w:rPr>
+            <w:rStyle w:val="Hyperlink"/>
+          </w:rPr>
+          <w:t>3.2 Treatment Tracking</w:t>
+        </w:r>
+      </w:hyperlink>
+    </w:p>
+    <w:p>
+      <w:pPr>
+        <w:spacing w:after="60"/>
+        <w:ind w:left="317"/>
+      </w:pPr>
+      <w:hyperlink w:anchor="section_012">
+        <w:r>
+          <w:rPr>
+            <w:rStyle w:val="Hyperlink"/>
+          </w:rPr>
+          <w:t>3.3 Recurring Service</w:t>
+        </w:r>
+      </w:hyperlink>
+    </w:p>
+    <w:p>
+      <w:pPr>
+        <w:spacing w:after="60"/>
+        <w:ind w:left="0"/>
+      </w:pPr>
+      <w:hyperlink w:anchor="section_013">
+        <w:r>
+          <w:rPr>
+            <w:rStyle w:val="Hyperlink"/>
+          </w:rPr>
+          <w:t>4. Landscaping (#56843f)</w:t>
+        </w:r>
+      </w:hyperlink>
+    </w:p>
+    <w:p>
+      <w:pPr>
+        <w:spacing w:after="60"/>
+        <w:ind w:left="317"/>
+      </w:pPr>
+      <w:hyperlink w:anchor="section_014">
+        <w:r>
+          <w:rPr>
+            <w:rStyle w:val="Hyperlink"/>
+          </w:rPr>
+          <w:t>4.1 Property Zones</w:t>
+        </w:r>
+      </w:hyperlink>
+    </w:p>
+    <w:p>
+      <w:pPr>
+        <w:spacing w:after="60"/>
+        <w:ind w:left="317"/>
+      </w:pPr>
+      <w:hyperlink w:anchor="section_015">
+        <w:r>
+          <w:rPr>
+            <w:rStyle w:val="Hyperlink"/>
+          </w:rPr>
+          <w:t>4.2 Crew Routing</w:t>
+        </w:r>
+      </w:hyperlink>
+    </w:p>
+    <w:p>
+      <w:pPr>
+        <w:spacing w:after="60"/>
+        <w:ind w:left="317"/>
+      </w:pPr>
+      <w:hyperlink w:anchor="section_016">
+        <w:r>
+          <w:rPr>
+            <w:rStyle w:val="Hyperlink"/>
+          </w:rPr>
+          <w:t>4.3 Seasonal Work</w:t>
+        </w:r>
+      </w:hyperlink>
+    </w:p>
+    <w:p>
+      <w:pPr>
+        <w:spacing w:after="60"/>
+        <w:ind w:left="0"/>
+      </w:pPr>
+      <w:hyperlink w:anchor="section_017">
+        <w:r>
+          <w:rPr>
+            <w:rStyle w:val="Hyperlink"/>
+          </w:rPr>
+          <w:t>5. Electrical (#d49328)</w:t>
+        </w:r>
+      </w:hyperlink>
+    </w:p>
+    <w:p>
+      <w:pPr>
+        <w:spacing w:after="60"/>
+        <w:ind w:left="317"/>
+      </w:pPr>
+      <w:hyperlink w:anchor="section_018">
+        <w:r>
+          <w:rPr>
+            <w:rStyle w:val="Hyperlink"/>
+          </w:rPr>
+          <w:t>5.1 Panel Schedules</w:t>
+        </w:r>
+      </w:hyperlink>
+    </w:p>
+    <w:p>
+      <w:pPr>
+        <w:spacing w:after="60"/>
+        <w:ind w:left="317"/>
+      </w:pPr>
+      <w:hyperlink w:anchor="section_019">
+        <w:r>
+          <w:rPr>
+            <w:rStyle w:val="Hyperlink"/>
+          </w:rPr>
+          <w:t>5.2 Electrical Inspections</w:t>
+        </w:r>
+      </w:hyperlink>
+    </w:p>
+    <w:p>
+      <w:pPr>
+        <w:spacing w:after="60"/>
+        <w:ind w:left="317"/>
+      </w:pPr>
+      <w:hyperlink w:anchor="section_020">
+        <w:r>
+          <w:rPr>
+            <w:rStyle w:val="Hyperlink"/>
+          </w:rPr>
+          <w:t>5.3 Permit Tracking</w:t>
+        </w:r>
+      </w:hyperlink>
+    </w:p>
+    <w:p>
+      <w:pPr>
+        <w:spacing w:after="60"/>
+        <w:ind w:left="0"/>
+      </w:pPr>
+      <w:hyperlink w:anchor="section_021">
+        <w:r>
+          <w:rPr>
+            <w:rStyle w:val="Hyperlink"/>
+          </w:rPr>
+          <w:t>6. Residential Cleaning (#5c91a8)</w:t>
+        </w:r>
+      </w:hyperlink>
+    </w:p>
+    <w:p>
+      <w:pPr>
+        <w:spacing w:after="60"/>
+        <w:ind w:left="317"/>
+      </w:pPr>
+      <w:hyperlink w:anchor="section_022">
+        <w:r>
+          <w:rPr>
+            <w:rStyle w:val="Hyperlink"/>
+          </w:rPr>
+          <w:t>6.1 Room Checklists</w:t>
+        </w:r>
+      </w:hyperlink>
+    </w:p>
+    <w:p>
+      <w:pPr>
+        <w:spacing w:after="60"/>
+        <w:ind w:left="317"/>
+      </w:pPr>
+      <w:hyperlink w:anchor="section_023">
+        <w:r>
+          <w:rPr>
+            <w:rStyle w:val="Hyperlink"/>
+          </w:rPr>
+          <w:t>6.2 Recurring Plans</w:t>
+        </w:r>
+      </w:hyperlink>
+    </w:p>
+    <w:p>
+      <w:pPr>
+        <w:spacing w:after="60"/>
+        <w:ind w:left="317"/>
+      </w:pPr>
+      <w:hyperlink w:anchor="section_024">
+        <w:r>
+          <w:rPr>
+            <w:rStyle w:val="Hyperlink"/>
+          </w:rPr>
+          <w:t>6.3 Customer Preferences</w:t>
+        </w:r>
+      </w:hyperlink>
+    </w:p>
+    <w:p>
+      <w:pPr>
+        <w:spacing w:after="60"/>
+        <w:ind w:left="0"/>
+      </w:pPr>
+      <w:hyperlink w:anchor="section_025">
+        <w:r>
+          <w:rPr>
+            <w:rStyle w:val="Hyperlink"/>
+          </w:rPr>
+          <w:t>7. Commercial Janitorial (#397b89)</w:t>
+        </w:r>
+      </w:hyperlink>
+    </w:p>
+    <w:p>
+      <w:pPr>
+        <w:spacing w:after="60"/>
+        <w:ind w:left="317"/>
+      </w:pPr>
+      <w:hyperlink w:anchor="section_026">
+        <w:r>
+          <w:rPr>
+            <w:rStyle w:val="Hyperlink"/>
+          </w:rPr>
+          <w:t>7.1 Facility Zones</w:t>
+        </w:r>
+      </w:hyperlink>
+    </w:p>
+    <w:p>
+      <w:pPr>
+        <w:spacing w:after="60"/>
+        <w:ind w:left="317"/>
+      </w:pPr>
+      <w:hyperlink w:anchor="section_027">
+        <w:r>
+          <w:rPr>
+            <w:rStyle w:val="Hyperlink"/>
+          </w:rPr>
+          <w:t>7.2 Quality Inspections</w:t>
+        </w:r>
+      </w:hyperlink>
+    </w:p>
+    <w:p>
+      <w:pPr>
+        <w:spacing w:after="60"/>
+        <w:ind w:left="317"/>
+      </w:pPr>
+      <w:hyperlink w:anchor="section_028">
+        <w:r>
+          <w:rPr>
+            <w:rStyle w:val="Hyperlink"/>
+          </w:rPr>
+          <w:t>7.3 Supply Controls</w:t>
+        </w:r>
+      </w:hyperlink>
+    </w:p>
+    <w:p>
+      <w:pPr>
+        <w:spacing w:after="60"/>
+        <w:ind w:left="0"/>
+      </w:pPr>
+      <w:hyperlink w:anchor="section_029">
+        <w:r>
+          <w:rPr>
+            <w:rStyle w:val="Hyperlink"/>
+          </w:rPr>
+          <w:t>8. Pest Control (#75613b)</w:t>
+        </w:r>
+      </w:hyperlink>
+    </w:p>
+    <w:p>
+      <w:pPr>
+        <w:spacing w:after="60"/>
+        <w:ind w:left="317"/>
+      </w:pPr>
+      <w:hyperlink w:anchor="section_030">
+        <w:r>
+          <w:rPr>
+            <w:rStyle w:val="Hyperlink"/>
+          </w:rPr>
+          <w:t>8.1 Treatment Records</w:t>
+        </w:r>
+      </w:hyperlink>
+    </w:p>
+    <w:p>
+      <w:pPr>
+        <w:spacing w:after="60"/>
+        <w:ind w:left="317"/>
+      </w:pPr>
+      <w:hyperlink w:anchor="section_031">
+        <w:r>
+          <w:rPr>
+            <w:rStyle w:val="Hyperlink"/>
+          </w:rPr>
+          <w:t>8.2 Device Monitoring</w:t>
+        </w:r>
+      </w:hyperlink>
+    </w:p>
+    <w:p>
+      <w:pPr>
+        <w:spacing w:after="60"/>
+        <w:ind w:left="317"/>
+      </w:pPr>
+      <w:hyperlink w:anchor="section_032">
+        <w:r>
+          <w:rPr>
+            <w:rStyle w:val="Hyperlink"/>
+          </w:rPr>
+          <w:t>8.3 Compliance Logs</w:t>
+        </w:r>
+      </w:hyperlink>
+    </w:p>
+    <w:p>
+      <w:pPr>
+        <w:spacing w:after="60"/>
+        <w:ind w:left="0"/>
+      </w:pPr>
+      <w:hyperlink w:anchor="section_033">
+        <w:r>
+          <w:rPr>
+            <w:rStyle w:val="Hyperlink"/>
+          </w:rPr>
+          <w:t>9. Roofing (#8a4f42)</w:t>
+        </w:r>
+      </w:hyperlink>
+    </w:p>
+    <w:p>
+      <w:pPr>
+        <w:spacing w:after="60"/>
+        <w:ind w:left="317"/>
+      </w:pPr>
+      <w:hyperlink w:anchor="section_034">
+        <w:r>
+          <w:rPr>
+            <w:rStyle w:val="Hyperlink"/>
+          </w:rPr>
+          <w:t>9.1 Roof Diagrams</w:t>
+        </w:r>
+      </w:hyperlink>
+    </w:p>
+    <w:p>
+      <w:pPr>
+        <w:spacing w:after="60"/>
+        <w:ind w:left="317"/>
+      </w:pPr>
+      <w:hyperlink w:anchor="section_035">
+        <w:r>
+          <w:rPr>
+            <w:rStyle w:val="Hyperlink"/>
+          </w:rPr>
+          <w:t>9.2 Material Takeoffs</w:t>
+        </w:r>
+      </w:hyperlink>
+    </w:p>
+    <w:p>
+      <w:pPr>
+        <w:spacing w:after="60"/>
+        <w:ind w:left="317"/>
+      </w:pPr>
+      <w:hyperlink w:anchor="section_036">
+        <w:r>
+          <w:rPr>
+            <w:rStyle w:val="Hyperlink"/>
+          </w:rPr>
+          <w:t>9.3 Claims Documentation</w:t>
+        </w:r>
+      </w:hyperlink>
+    </w:p>
+    <w:p>
+      <w:pPr>
+        <w:spacing w:after="60"/>
+        <w:ind w:left="0"/>
+      </w:pPr>
+      <w:hyperlink w:anchor="section_037">
+        <w:r>
+          <w:rPr>
+            <w:rStyle w:val="Hyperlink"/>
+          </w:rPr>
+          <w:t>10. Garage Door (#596879)</w:t>
+        </w:r>
+      </w:hyperlink>
+    </w:p>
+    <w:p>
+      <w:pPr>
+        <w:spacing w:after="60"/>
+        <w:ind w:left="317"/>
+      </w:pPr>
+      <w:hyperlink w:anchor="section_038">
+        <w:r>
+          <w:rPr>
+            <w:rStyle w:val="Hyperlink"/>
+          </w:rPr>
+          <w:t>10.1 Door Assets</w:t>
+        </w:r>
+      </w:hyperlink>
+    </w:p>
+    <w:p>
+      <w:pPr>
+        <w:spacing w:after="60"/>
+        <w:ind w:left="317"/>
+      </w:pPr>
+      <w:hyperlink w:anchor="section_039">
+        <w:r>
+          <w:rPr>
+            <w:rStyle w:val="Hyperlink"/>
+          </w:rPr>
+          <w:t>10.2 Safety Checks</w:t>
+        </w:r>
+      </w:hyperlink>
+    </w:p>
+    <w:p>
+      <w:pPr>
+        <w:spacing w:after="60"/>
+        <w:ind w:left="317"/>
+      </w:pPr>
+      <w:hyperlink w:anchor="section_040">
+        <w:r>
+          <w:rPr>
+            <w:rStyle w:val="Hyperlink"/>
+          </w:rPr>
+          <w:t>10.3 Spring Lifecycle</w:t>
+        </w:r>
+      </w:hyperlink>
+    </w:p>
+    <w:p>
+      <w:pPr>
+        <w:spacing w:after="60"/>
+        <w:ind w:left="0"/>
+      </w:pPr>
+      <w:hyperlink w:anchor="section_041">
+        <w:r>
+          <w:rPr>
+            <w:rStyle w:val="Hyperlink"/>
+          </w:rPr>
+          <w:t>11. Appliance Repair (#536fa3)</w:t>
+        </w:r>
+      </w:hyperlink>
+    </w:p>
+    <w:p>
+      <w:pPr>
+        <w:spacing w:after="60"/>
+        <w:ind w:left="317"/>
+      </w:pPr>
+      <w:hyperlink w:anchor="section_042">
+        <w:r>
+          <w:rPr>
+            <w:rStyle w:val="Hyperlink"/>
+          </w:rPr>
+          <w:t>11.1 Model Diagnostics</w:t>
+        </w:r>
+      </w:hyperlink>
+    </w:p>
+    <w:p>
+      <w:pPr>
+        <w:spacing w:after="60"/>
+        <w:ind w:left="317"/>
+      </w:pPr>
+      <w:hyperlink w:anchor="section_043">
+        <w:r>
+          <w:rPr>
+            <w:rStyle w:val="Hyperlink"/>
+          </w:rPr>
+          <w:t>11.2 Parts Tracking</w:t>
+        </w:r>
+      </w:hyperlink>
+    </w:p>
+    <w:p>
+      <w:pPr>
+        <w:spacing w:after="60"/>
+        <w:ind w:left="317"/>
+      </w:pPr>
+      <w:hyperlink w:anchor="section_044">
+        <w:r>
+          <w:rPr>
+            <w:rStyle w:val="Hyperlink"/>
+          </w:rPr>
+          <w:t>11.3 Warranty Service</w:t>
+        </w:r>
+      </w:hyperlink>
+    </w:p>
+    <w:p>
+      <w:pPr>
+        <w:spacing w:after="60"/>
+        <w:ind w:left="0"/>
+      </w:pPr>
+      <w:hyperlink w:anchor="section_045">
+        <w:r>
+          <w:rPr>
+            <w:rStyle w:val="Hyperlink"/>
+          </w:rPr>
+          <w:t>12. Handyman (#9a7041)</w:t>
+        </w:r>
+      </w:hyperlink>
+    </w:p>
+    <w:p>
+      <w:pPr>
+        <w:spacing w:after="60"/>
+        <w:ind w:left="317"/>
+      </w:pPr>
+      <w:hyperlink w:anchor="section_046">
+        <w:r>
+          <w:rPr>
+            <w:rStyle w:val="Hyperlink"/>
+          </w:rPr>
+          <w:t>12.1 Multi-Task Jobs</w:t>
+        </w:r>
+      </w:hyperlink>
+    </w:p>
+    <w:p>
+      <w:pPr>
+        <w:spacing w:after="60"/>
+        <w:ind w:left="317"/>
+      </w:pPr>
+      <w:hyperlink w:anchor="section_047">
+        <w:r>
+          <w:rPr>
+            <w:rStyle w:val="Hyperlink"/>
+          </w:rPr>
+          <w:t>12.2 Project Punch Lists</w:t>
+        </w:r>
+      </w:hyperlink>
+    </w:p>
+    <w:p>
+      <w:pPr>
+        <w:spacing w:after="60"/>
+        <w:ind w:left="317"/>
+      </w:pPr>
+      <w:hyperlink w:anchor="section_048">
+        <w:r>
+          <w:rPr>
+            <w:rStyle w:val="Hyperlink"/>
+          </w:rPr>
+          <w:t>12.3 Flexible Estimates</w:t>
+        </w:r>
+      </w:hyperlink>
+    </w:p>
+    <w:p>
+      <w:pPr>
+        <w:spacing w:after="60"/>
+        <w:ind w:left="0"/>
+      </w:pPr>
+      <w:hyperlink w:anchor="section_049">
+        <w:r>
+          <w:rPr>
+            <w:rStyle w:val="Hyperlink"/>
+          </w:rPr>
+          <w:t>13. Painting (#9168a7)</w:t>
+        </w:r>
+      </w:hyperlink>
+    </w:p>
+    <w:p>
+      <w:pPr>
+        <w:spacing w:after="60"/>
+        <w:ind w:left="317"/>
+      </w:pPr>
+      <w:hyperlink w:anchor="section_050">
+        <w:r>
+          <w:rPr>
+            <w:rStyle w:val="Hyperlink"/>
+          </w:rPr>
+          <w:t>13.1 Color Schedules</w:t>
+        </w:r>
+      </w:hyperlink>
+    </w:p>
+    <w:p>
+      <w:pPr>
+        <w:spacing w:after="60"/>
+        <w:ind w:left="317"/>
+      </w:pPr>
+      <w:hyperlink w:anchor="section_051">
+        <w:r>
+          <w:rPr>
+            <w:rStyle w:val="Hyperlink"/>
+          </w:rPr>
+          <w:t>13.2 Surface Measurements</w:t>
+        </w:r>
+      </w:hyperlink>
+    </w:p>
+    <w:p>
+      <w:pPr>
+        <w:spacing w:after="60"/>
+        <w:ind w:left="317"/>
+      </w:pPr>
+      <w:hyperlink w:anchor="section_052">
+        <w:r>
+          <w:rPr>
+            <w:rStyle w:val="Hyperlink"/>
+          </w:rPr>
+          <w:t>13.3 Paint Usage</w:t>
+        </w:r>
+      </w:hyperlink>
+    </w:p>
+    <w:p>
+      <w:pPr>
+        <w:spacing w:after="60"/>
+        <w:ind w:left="0"/>
+      </w:pPr>
+      <w:hyperlink w:anchor="section_053">
+        <w:r>
+          <w:rPr>
+            <w:rStyle w:val="Hyperlink"/>
+          </w:rPr>
+          <w:t>14. Pressure Washing (#287fa1)</w:t>
+        </w:r>
+      </w:hyperlink>
+    </w:p>
+    <w:p>
+      <w:pPr>
+        <w:spacing w:after="60"/>
+        <w:ind w:left="317"/>
+      </w:pPr>
+      <w:hyperlink w:anchor="section_054">
+        <w:r>
+          <w:rPr>
+            <w:rStyle w:val="Hyperlink"/>
+          </w:rPr>
+          <w:t>14.1 Area-Based Pricing</w:t>
+        </w:r>
+      </w:hyperlink>
+    </w:p>
+    <w:p>
+      <w:pPr>
+        <w:spacing w:after="60"/>
+        <w:ind w:left="317"/>
+      </w:pPr>
+      <w:hyperlink w:anchor="section_055">
+        <w:r>
+          <w:rPr>
+            <w:rStyle w:val="Hyperlink"/>
+          </w:rPr>
+          <w:t>14.2 Chemical Tracking</w:t>
+        </w:r>
+      </w:hyperlink>
+    </w:p>
+    <w:p>
+      <w:pPr>
+        <w:spacing w:after="60"/>
+        <w:ind w:left="317"/>
+      </w:pPr>
+      <w:hyperlink w:anchor="section_056">
+        <w:r>
+          <w:rPr>
+            <w:rStyle w:val="Hyperlink"/>
+          </w:rPr>
+          <w:t>14.3 Photo Documentation</w:t>
+        </w:r>
+      </w:hyperlink>
+    </w:p>
+    <w:p>
+      <w:pPr>
+        <w:spacing w:after="60"/>
+        <w:ind w:left="0"/>
+      </w:pPr>
+      <w:hyperlink w:anchor="section_057">
+        <w:r>
+          <w:rPr>
+            <w:rStyle w:val="Hyperlink"/>
+          </w:rPr>
+          <w:t>15. Pool &amp; Spa (#238aa2)</w:t>
+        </w:r>
+      </w:hyperlink>
+    </w:p>
+    <w:p>
+      <w:pPr>
+        <w:spacing w:after="60"/>
+        <w:ind w:left="317"/>
+      </w:pPr>
+      <w:hyperlink w:anchor="section_058">
+        <w:r>
+          <w:rPr>
+            <w:rStyle w:val="Hyperlink"/>
+          </w:rPr>
+          <w:t>15.1 Chemistry Logs</w:t>
+        </w:r>
+      </w:hyperlink>
+    </w:p>
+    <w:p>
+      <w:pPr>
+        <w:spacing w:after="60"/>
+        <w:ind w:left="317"/>
+      </w:pPr>
+      <w:hyperlink w:anchor="section_059">
+        <w:r>
+          <w:rPr>
+            <w:rStyle w:val="Hyperlink"/>
+          </w:rPr>
+          <w:t>15.2 Route Service</w:t>
+        </w:r>
+      </w:hyperlink>
+    </w:p>
+    <w:p>
+      <w:pPr>
+        <w:spacing w:after="60"/>
+        <w:ind w:left="317"/>
+      </w:pPr>
+      <w:hyperlink w:anchor="section_060">
+        <w:r>
+          <w:rPr>
+            <w:rStyle w:val="Hyperlink"/>
+          </w:rPr>
+          <w:t>15.3 Seasonal Care</w:t>
+        </w:r>
+      </w:hyperlink>
+    </w:p>
+    <w:p>
+      <w:pPr>
+        <w:spacing w:after="60"/>
+        <w:ind w:left="0"/>
+      </w:pPr>
+      <w:hyperlink w:anchor="section_061">
+        <w:r>
+          <w:rPr>
+            <w:rStyle w:val="Hyperlink"/>
+          </w:rPr>
+          <w:t>16. Locksmith &amp; Security (#47566a)</w:t>
+        </w:r>
+      </w:hyperlink>
+    </w:p>
+    <w:p>
+      <w:pPr>
+        <w:spacing w:after="60"/>
+        <w:ind w:left="317"/>
+      </w:pPr>
+      <w:hyperlink w:anchor="section_062">
+        <w:r>
+          <w:rPr>
+            <w:rStyle w:val="Hyperlink"/>
+          </w:rPr>
+          <w:t>16.1 Key Records</w:t>
+        </w:r>
+      </w:hyperlink>
+    </w:p>
+    <w:p>
+      <w:pPr>
+        <w:spacing w:after="60"/>
+        <w:ind w:left="317"/>
+      </w:pPr>
+      <w:hyperlink w:anchor="section_063">
+        <w:r>
+          <w:rPr>
+            <w:rStyle w:val="Hyperlink"/>
+          </w:rPr>
+          <w:t>16.2 Access Control</w:t>
+        </w:r>
+      </w:hyperlink>
+    </w:p>
+    <w:p>
+      <w:pPr>
+        <w:spacing w:after="60"/>
+        <w:ind w:left="317"/>
+      </w:pPr>
+      <w:hyperlink w:anchor="section_064">
+        <w:r>
+          <w:rPr>
+            <w:rStyle w:val="Hyperlink"/>
+          </w:rPr>
+          <w:t>16.3 Security Hardware</w:t>
+        </w:r>
+      </w:hyperlink>
+    </w:p>
+    <w:p>
+      <w:pPr>
+        <w:spacing w:after="60"/>
+        <w:ind w:left="0"/>
+      </w:pPr>
+      <w:hyperlink w:anchor="section_065">
+        <w:r>
+          <w:rPr>
+            <w:rStyle w:val="Hyperlink"/>
+          </w:rPr>
+          <w:t>17. Tree Care (#3f7749)</w:t>
+        </w:r>
+      </w:hyperlink>
+    </w:p>
+    <w:p>
+      <w:pPr>
+        <w:spacing w:after="60"/>
+        <w:ind w:left="317"/>
+      </w:pPr>
+      <w:hyperlink w:anchor="section_066">
+        <w:r>
+          <w:rPr>
+            <w:rStyle w:val="Hyperlink"/>
+          </w:rPr>
+          <w:t>17.1 Tree Inventory</w:t>
+        </w:r>
+      </w:hyperlink>
+    </w:p>
+    <w:p>
+      <w:pPr>
+        <w:spacing w:after="60"/>
+        <w:ind w:left="317"/>
+      </w:pPr>
+      <w:hyperlink w:anchor="section_067">
+        <w:r>
+          <w:rPr>
+            <w:rStyle w:val="Hyperlink"/>
+          </w:rPr>
+          <w:t>17.2 Risk Assessments</w:t>
+        </w:r>
+      </w:hyperlink>
+    </w:p>
+    <w:p>
+      <w:pPr>
+        <w:spacing w:after="60"/>
+        <w:ind w:left="317"/>
+      </w:pPr>
+      <w:hyperlink w:anchor="section_068">
+        <w:r>
+          <w:rPr>
+            <w:rStyle w:val="Hyperlink"/>
+          </w:rPr>
+          <w:t>17.3 Treatment Plans</w:t>
+        </w:r>
+      </w:hyperlink>
+    </w:p>
+    <w:p>
+      <w:pPr>
+        <w:spacing w:after="60"/>
+        <w:ind w:left="0"/>
+      </w:pPr>
+      <w:hyperlink w:anchor="section_069">
+        <w:r>
+          <w:rPr>
+            <w:rStyle w:val="Hyperlink"/>
+          </w:rPr>
+          <w:t>18. Snow &amp; Ice Management (#6688a6)</w:t>
+        </w:r>
+      </w:hyperlink>
+    </w:p>
+    <w:p>
+      <w:pPr>
+        <w:spacing w:after="60"/>
+        <w:ind w:left="317"/>
+      </w:pPr>
+      <w:hyperlink w:anchor="section_070">
+        <w:r>
+          <w:rPr>
+            <w:rStyle w:val="Hyperlink"/>
+          </w:rPr>
+          <w:t>18.1 Storm Dispatch</w:t>
+        </w:r>
+      </w:hyperlink>
+    </w:p>
+    <w:p>
+      <w:pPr>
+        <w:spacing w:after="60"/>
+        <w:ind w:left="317"/>
+      </w:pPr>
+      <w:hyperlink w:anchor="section_071">
+        <w:r>
+          <w:rPr>
+            <w:rStyle w:val="Hyperlink"/>
+          </w:rPr>
+          <w:t>18.2 Salt Usage</w:t>
+        </w:r>
+      </w:hyperlink>
+    </w:p>
+    <w:p>
+      <w:pPr>
+        <w:spacing w:after="60"/>
+        <w:ind w:left="317"/>
+      </w:pPr>
+      <w:hyperlink w:anchor="section_072">
+        <w:r>
+          <w:rPr>
+            <w:rStyle w:val="Hyperlink"/>
+          </w:rPr>
+          <w:t>18.3 Proof of Service</w:t>
+        </w:r>
+      </w:hyperlink>
+    </w:p>
+    <w:p>
+      <w:pPr>
+        <w:spacing w:after="60"/>
+        <w:ind w:left="0"/>
+      </w:pPr>
+      <w:hyperlink w:anchor="section_073">
+        <w:r>
+          <w:rPr>
+            <w:rStyle w:val="Hyperlink"/>
+          </w:rPr>
+          <w:t>19. Irrigation (#3d8d73)</w:t>
+        </w:r>
+      </w:hyperlink>
+    </w:p>
+    <w:p>
+      <w:pPr>
+        <w:spacing w:after="60"/>
+        <w:ind w:left="317"/>
+      </w:pPr>
+      <w:hyperlink w:anchor="section_074">
+        <w:r>
+          <w:rPr>
+            <w:rStyle w:val="Hyperlink"/>
+          </w:rPr>
+          <w:t>19.1 Zone Maps</w:t>
+        </w:r>
+      </w:hyperlink>
+    </w:p>
+    <w:p>
+      <w:pPr>
+        <w:spacing w:after="60"/>
+        <w:ind w:left="317"/>
+      </w:pPr>
+      <w:hyperlink w:anchor="section_075">
+        <w:r>
+          <w:rPr>
+            <w:rStyle w:val="Hyperlink"/>
+          </w:rPr>
+          <w:t>19.2 Controller Records</w:t>
+        </w:r>
+      </w:hyperlink>
+    </w:p>
+    <w:p>
+      <w:pPr>
+        <w:spacing w:after="60"/>
+        <w:ind w:left="317"/>
+      </w:pPr>
+      <w:hyperlink w:anchor="section_076">
+        <w:r>
+          <w:rPr>
+            <w:rStyle w:val="Hyperlink"/>
+          </w:rPr>
+          <w:t>19.3 Winterization</w:t>
+        </w:r>
+      </w:hyperlink>
+    </w:p>
+    <w:p>
+      <w:pPr>
+        <w:spacing w:after="60"/>
+        <w:ind w:left="0"/>
+      </w:pPr>
+      <w:hyperlink w:anchor="section_077">
+        <w:r>
+          <w:rPr>
+            <w:rStyle w:val="Hyperlink"/>
+          </w:rPr>
+          <w:t>20. Septic &amp; Wastewater (#75684c)</w:t>
+        </w:r>
+      </w:hyperlink>
+    </w:p>
+    <w:p>
+      <w:pPr>
+        <w:spacing w:after="60"/>
+        <w:ind w:left="317"/>
+      </w:pPr>
+      <w:hyperlink w:anchor="section_078">
+        <w:r>
+          <w:rPr>
+            <w:rStyle w:val="Hyperlink"/>
+          </w:rPr>
+          <w:t>20.1 System Assets</w:t>
+        </w:r>
+      </w:hyperlink>
+    </w:p>
+    <w:p>
+      <w:pPr>
+        <w:spacing w:after="60"/>
+        <w:ind w:left="317"/>
+      </w:pPr>
+      <w:hyperlink w:anchor="section_079">
+        <w:r>
+          <w:rPr>
+            <w:rStyle w:val="Hyperlink"/>
+          </w:rPr>
+          <w:t>20.2 Pumping History</w:t>
+        </w:r>
+      </w:hyperlink>
+    </w:p>
+    <w:p>
+      <w:pPr>
+        <w:spacing w:after="60"/>
+        <w:ind w:left="317"/>
+      </w:pPr>
+      <w:hyperlink w:anchor="section_080">
+        <w:r>
+          <w:rPr>
+            <w:rStyle w:val="Hyperlink"/>
+          </w:rPr>
+          <w:t>20.3 Disposal Records</w:t>
+        </w:r>
+      </w:hyperlink>
+    </w:p>
+    <w:p>
+      <w:pPr>
+        <w:spacing w:after="60"/>
+        <w:ind w:left="0"/>
+      </w:pPr>
+      <w:hyperlink w:anchor="section_081">
+        <w:r>
+          <w:rPr>
+            <w:rStyle w:val="Hyperlink"/>
+          </w:rPr>
+          <w:t>21. Chimney &amp; Fireplace (#9b513d)</w:t>
+        </w:r>
+      </w:hyperlink>
+    </w:p>
+    <w:p>
+      <w:pPr>
+        <w:spacing w:after="60"/>
+        <w:ind w:left="317"/>
+      </w:pPr>
+      <w:hyperlink w:anchor="section_082">
+        <w:r>
+          <w:rPr>
+            <w:rStyle w:val="Hyperlink"/>
+          </w:rPr>
+          <w:t>21.1 Inspection Levels</w:t>
+        </w:r>
+      </w:hyperlink>
+    </w:p>
+    <w:p>
+      <w:pPr>
+        <w:spacing w:after="60"/>
+        <w:ind w:left="317"/>
+      </w:pPr>
+      <w:hyperlink w:anchor="section_083">
+        <w:r>
+          <w:rPr>
+            <w:rStyle w:val="Hyperlink"/>
+          </w:rPr>
+          <w:t>21.2 Sweeping Records</w:t>
+        </w:r>
+      </w:hyperlink>
+    </w:p>
+    <w:p>
+      <w:pPr>
+        <w:spacing w:after="60"/>
+        <w:ind w:left="317"/>
+      </w:pPr>
+      <w:hyperlink w:anchor="section_084">
+        <w:r>
+          <w:rPr>
+            <w:rStyle w:val="Hyperlink"/>
+          </w:rPr>
+          <w:t>21.3 Safety Findings</w:t>
+        </w:r>
+      </w:hyperlink>
+    </w:p>
+    <w:p>
+      <w:pPr>
+        <w:spacing w:after="60"/>
+        <w:ind w:left="0"/>
+      </w:pPr>
+      <w:hyperlink w:anchor="section_085">
+        <w:r>
+          <w:rPr>
+            <w:rStyle w:val="Hyperlink"/>
+          </w:rPr>
+          <w:t>22. Solar (#c48728)</w:t>
+        </w:r>
+      </w:hyperlink>
+    </w:p>
+    <w:p>
+      <w:pPr>
+        <w:spacing w:after="60"/>
+        <w:ind w:left="317"/>
+      </w:pPr>
+      <w:hyperlink w:anchor="section_086">
+        <w:r>
+          <w:rPr>
+            <w:rStyle w:val="Hyperlink"/>
+          </w:rPr>
+          <w:t>22.1 System Commissioning</w:t>
+        </w:r>
+      </w:hyperlink>
+    </w:p>
+    <w:p>
+      <w:pPr>
+        <w:spacing w:after="60"/>
+        <w:ind w:left="317"/>
+      </w:pPr>
+      <w:hyperlink w:anchor="section_087">
+        <w:r>
+          <w:rPr>
+            <w:rStyle w:val="Hyperlink"/>
+          </w:rPr>
+          <w:t>22.2 Production Checks</w:t>
+        </w:r>
+      </w:hyperlink>
+    </w:p>
+    <w:p>
+      <w:pPr>
+        <w:spacing w:after="60"/>
+        <w:ind w:left="317"/>
+      </w:pPr>
+      <w:hyperlink w:anchor="section_088">
+        <w:r>
+          <w:rPr>
+            <w:rStyle w:val="Hyperlink"/>
+          </w:rPr>
+          <w:t>22.3 Battery Service</w:t>
+        </w:r>
+      </w:hyperlink>
+    </w:p>
+    <w:p>
+      <w:pPr>
+        <w:spacing w:after="60"/>
+        <w:ind w:left="0"/>
+      </w:pPr>
+      <w:hyperlink w:anchor="section_089">
+        <w:r>
+          <w:rPr>
+            <w:rStyle w:val="Hyperlink"/>
+          </w:rPr>
+          <w:t>23. Home Inspection (#637389)</w:t>
+        </w:r>
+      </w:hyperlink>
+    </w:p>
+    <w:p>
+      <w:pPr>
+        <w:spacing w:after="60"/>
+        <w:ind w:left="317"/>
+      </w:pPr>
+      <w:hyperlink w:anchor="section_090">
+        <w:r>
+          <w:rPr>
+            <w:rStyle w:val="Hyperlink"/>
+          </w:rPr>
+          <w:t>23.1 Structured Findings</w:t>
+        </w:r>
+      </w:hyperlink>
+    </w:p>
+    <w:p>
+      <w:pPr>
+        <w:spacing w:after="60"/>
+        <w:ind w:left="317"/>
+      </w:pPr>
+      <w:hyperlink w:anchor="section_091">
+        <w:r>
+          <w:rPr>
+            <w:rStyle w:val="Hyperlink"/>
+          </w:rPr>
+          <w:t>23.2 Photo Evidence</w:t>
+        </w:r>
+      </w:hyperlink>
+    </w:p>
+    <w:p>
+      <w:pPr>
+        <w:spacing w:after="60"/>
+        <w:ind w:left="317"/>
+      </w:pPr>
+      <w:hyperlink w:anchor="section_092">
+        <w:r>
+          <w:rPr>
+            <w:rStyle w:val="Hyperlink"/>
+          </w:rPr>
+          <w:t>23.3 Client Reports</w:t>
+        </w:r>
+      </w:hyperlink>
+    </w:p>
+    <w:p>
+      <w:pPr>
+        <w:spacing w:after="60"/>
+        <w:ind w:left="0"/>
+      </w:pPr>
+      <w:hyperlink w:anchor="section_093">
+        <w:r>
+          <w:rPr>
+            <w:rStyle w:val="Hyperlink"/>
+          </w:rPr>
+          <w:t>24. Restoration &amp; Remediation (#7d5b8f)</w:t>
+        </w:r>
+      </w:hyperlink>
+    </w:p>
+    <w:p>
+      <w:pPr>
+        <w:spacing w:after="60"/>
+        <w:ind w:left="317"/>
+      </w:pPr>
+      <w:hyperlink w:anchor="section_094">
+        <w:r>
+          <w:rPr>
+            <w:rStyle w:val="Hyperlink"/>
+          </w:rPr>
+          <w:t>24.1 Moisture Mapping</w:t>
+        </w:r>
+      </w:hyperlink>
+    </w:p>
+    <w:p>
+      <w:pPr>
+        <w:spacing w:after="60"/>
+        <w:ind w:left="317"/>
+      </w:pPr>
+      <w:hyperlink w:anchor="section_095">
+        <w:r>
+          <w:rPr>
+            <w:rStyle w:val="Hyperlink"/>
+          </w:rPr>
+          <w:t>24.2 Equipment Logs</w:t>
+        </w:r>
+      </w:hyperlink>
+    </w:p>
+    <w:p>
+      <w:pPr>
+        <w:spacing w:after="60"/>
+        <w:ind w:left="317"/>
+      </w:pPr>
+      <w:hyperlink w:anchor="section_096">
+        <w:r>
+          <w:rPr>
+            <w:rStyle w:val="Hyperlink"/>
+          </w:rPr>
+          <w:t>24.3 Loss Documentation</w:t>
+        </w:r>
+      </w:hyperlink>
+    </w:p>
+    <w:p>
+      <w:pPr>
+        <w:spacing w:after="60"/>
+        <w:ind w:left="0"/>
+      </w:pPr>
+      <w:hyperlink w:anchor="section_097">
+        <w:r>
+          <w:rPr>
+            <w:rStyle w:val="Hyperlink"/>
+          </w:rPr>
+          <w:t>25. Moving Services (#4f72a3)</w:t>
+        </w:r>
+      </w:hyperlink>
+    </w:p>
+    <w:p>
+      <w:pPr>
+        <w:spacing w:after="60"/>
+        <w:ind w:left="317"/>
+      </w:pPr>
+      <w:hyperlink w:anchor="section_098">
+        <w:r>
+          <w:rPr>
+            <w:rStyle w:val="Hyperlink"/>
+          </w:rPr>
+          <w:t>25.1 Inventory Surveys</w:t>
+        </w:r>
+      </w:hyperlink>
+    </w:p>
+    <w:p>
+      <w:pPr>
+        <w:spacing w:after="60"/>
+        <w:ind w:left="317"/>
+      </w:pPr>
+      <w:hyperlink w:anchor="section_099">
+        <w:r>
+          <w:rPr>
+            <w:rStyle w:val="Hyperlink"/>
+          </w:rPr>
+          <w:t>25.2 Truck Planning</w:t>
+        </w:r>
+      </w:hyperlink>
+    </w:p>
+    <w:p>
+      <w:pPr>
+        <w:spacing w:after="60"/>
+        <w:ind w:left="317"/>
+      </w:pPr>
+      <w:hyperlink w:anchor="section_100">
+        <w:r>
+          <w:rPr>
+            <w:rStyle w:val="Hyperlink"/>
+          </w:rPr>
+          <w:t>25.3 Delivery Proof</w:t>
+        </w:r>
+      </w:hyperlink>
+    </w:p>
+    <w:p>
+      <w:pPr>
+        <w:spacing w:after="60"/>
+        <w:ind w:left="0"/>
+      </w:pPr>
+      <w:hyperlink w:anchor="section_101">
+        <w:r>
+          <w:rPr>
+            <w:rStyle w:val="Hyperlink"/>
+          </w:rPr>
+          <w:t>26. Junk Removal (#77704b)</w:t>
+        </w:r>
+      </w:hyperlink>
+    </w:p>
+    <w:p>
+      <w:pPr>
+        <w:spacing w:after="60"/>
+        <w:ind w:left="317"/>
+      </w:pPr>
+      <w:hyperlink w:anchor="section_102">
+        <w:r>
+          <w:rPr>
+            <w:rStyle w:val="Hyperlink"/>
+          </w:rPr>
+          <w:t>26.1 Volume Pricing</w:t>
+        </w:r>
+      </w:hyperlink>
+    </w:p>
+    <w:p>
+      <w:pPr>
+        <w:spacing w:after="60"/>
+        <w:ind w:left="317"/>
+      </w:pPr>
+      <w:hyperlink w:anchor="section_103">
+        <w:r>
+          <w:rPr>
+            <w:rStyle w:val="Hyperlink"/>
+          </w:rPr>
+          <w:t>26.2 Load Capacity</w:t>
+        </w:r>
+      </w:hyperlink>
+    </w:p>
+    <w:p>
+      <w:pPr>
+        <w:spacing w:after="60"/>
+        <w:ind w:left="317"/>
+      </w:pPr>
+      <w:hyperlink w:anchor="section_104">
+        <w:r>
+          <w:rPr>
+            <w:rStyle w:val="Hyperlink"/>
+          </w:rPr>
+          <w:t>26.3 Disposal Tracking</w:t>
+        </w:r>
+      </w:hyperlink>
+    </w:p>
+    <w:p>
+      <w:pPr>
+        <w:spacing w:after="60"/>
+        <w:ind w:left="0"/>
+      </w:pPr>
+      <w:hyperlink w:anchor="section_105">
+        <w:r>
+          <w:rPr>
+            <w:rStyle w:val="Hyperlink"/>
+          </w:rPr>
+          <w:t>27. Window &amp; Gutter Cleaning (#38859a)</w:t>
+        </w:r>
+      </w:hyperlink>
+    </w:p>
+    <w:p>
+      <w:pPr>
+        <w:spacing w:after="60"/>
+        <w:ind w:left="317"/>
+      </w:pPr>
+      <w:hyperlink w:anchor="section_106">
+        <w:r>
+          <w:rPr>
+            <w:rStyle w:val="Hyperlink"/>
+          </w:rPr>
+          <w:t>27.1 Measurement Pricing</w:t>
+        </w:r>
+      </w:hyperlink>
+    </w:p>
+    <w:p>
+      <w:pPr>
+        <w:spacing w:after="60"/>
+        <w:ind w:left="317"/>
+      </w:pPr>
+      <w:hyperlink w:anchor="section_107">
+        <w:r>
+          <w:rPr>
+            <w:rStyle w:val="Hyperlink"/>
+          </w:rPr>
+          <w:t>27.2 Access Notes</w:t>
+        </w:r>
+      </w:hyperlink>
+    </w:p>
+    <w:p>
+      <w:pPr>
+        <w:spacing w:after="60"/>
+        <w:ind w:left="317"/>
+      </w:pPr>
+      <w:hyperlink w:anchor="section_108">
+        <w:r>
+          <w:rPr>
+            <w:rStyle w:val="Hyperlink"/>
+          </w:rPr>
+          <w:t>27.3 Recurring Routes</w:t>
+        </w:r>
+      </w:hyperlink>
+    </w:p>
+    <w:p>
+      <w:pPr>
+        <w:spacing w:after="60"/>
+        <w:ind w:left="0"/>
+      </w:pPr>
+      <w:hyperlink w:anchor="section_109">
+        <w:r>
+          <w:rPr>
+            <w:rStyle w:val="Hyperlink"/>
+          </w:rPr>
+          <w:t>28. Flooring (#8a6949)</w:t>
+        </w:r>
+      </w:hyperlink>
+    </w:p>
+    <w:p>
+      <w:pPr>
+        <w:spacing w:after="60"/>
+        <w:ind w:left="317"/>
+      </w:pPr>
+      <w:hyperlink w:anchor="section_110">
+        <w:r>
+          <w:rPr>
+            <w:rStyle w:val="Hyperlink"/>
+          </w:rPr>
+          <w:t>28.1 Room Takeoffs</w:t>
+        </w:r>
+      </w:hyperlink>
+    </w:p>
+    <w:p>
+      <w:pPr>
+        <w:spacing w:after="60"/>
+        <w:ind w:left="317"/>
+      </w:pPr>
+      <w:hyperlink w:anchor="section_111">
+        <w:r>
+          <w:rPr>
+            <w:rStyle w:val="Hyperlink"/>
+          </w:rPr>
+          <w:t>28.2 Waste Factors</w:t>
+        </w:r>
+      </w:hyperlink>
+    </w:p>
+    <w:p>
+      <w:pPr>
+        <w:spacing w:after="60"/>
+        <w:ind w:left="317"/>
+      </w:pPr>
+      <w:hyperlink w:anchor="section_112">
+        <w:r>
+          <w:rPr>
+            <w:rStyle w:val="Hyperlink"/>
+          </w:rPr>
+          <w:t>28.3 Install Milestones</w:t>
+        </w:r>
+      </w:hyperlink>
+    </w:p>
+    <w:p>
+      <w:pPr>
+        <w:spacing w:after="60"/>
+        <w:ind w:left="0"/>
+      </w:pPr>
+      <w:hyperlink w:anchor="section_113">
+        <w:r>
+          <w:rPr>
+            <w:rStyle w:val="Hyperlink"/>
+          </w:rPr>
+          <w:t>29. Property Maintenance (#56705f)</w:t>
+        </w:r>
+      </w:hyperlink>
+    </w:p>
+    <w:p>
+      <w:pPr>
+        <w:spacing w:after="60"/>
+        <w:ind w:left="317"/>
+      </w:pPr>
+      <w:hyperlink w:anchor="section_114">
+        <w:r>
+          <w:rPr>
+            <w:rStyle w:val="Hyperlink"/>
+          </w:rPr>
+          <w:t>29.1 Multi-Site Assets</w:t>
+        </w:r>
+      </w:hyperlink>
+    </w:p>
+    <w:p>
+      <w:pPr>
+        <w:spacing w:after="60"/>
+        <w:ind w:left="317"/>
+      </w:pPr>
+      <w:hyperlink w:anchor="section_115">
+        <w:r>
+          <w:rPr>
+            <w:rStyle w:val="Hyperlink"/>
+          </w:rPr>
+          <w:t>29.2 Preventive Plans</w:t>
+        </w:r>
+      </w:hyperlink>
+    </w:p>
+    <w:p>
+      <w:pPr>
+        <w:spacing w:after="60"/>
+        <w:ind w:left="317"/>
+      </w:pPr>
+      <w:hyperlink w:anchor="section_116">
+        <w:r>
+          <w:rPr>
+            <w:rStyle w:val="Hyperlink"/>
+          </w:rPr>
+          <w:t>29.3 Owner Reporting</w:t>
+        </w:r>
+      </w:hyperlink>
+    </w:p>
+    <w:p>
+      <w:pPr>
+        <w:spacing w:after="60"/>
+        <w:ind w:left="0"/>
+      </w:pPr>
+      <w:hyperlink w:anchor="section_117">
+        <w:r>
+          <w:rPr>
+            <w:rStyle w:val="Hyperlink"/>
+          </w:rPr>
+          <w:t>30. Fencing (#7f674c)</w:t>
+        </w:r>
+      </w:hyperlink>
+    </w:p>
+    <w:p>
+      <w:pPr>
+        <w:spacing w:after="60"/>
+        <w:ind w:left="317"/>
+      </w:pPr>
+      <w:hyperlink w:anchor="section_118">
+        <w:r>
+          <w:rPr>
+            <w:rStyle w:val="Hyperlink"/>
+          </w:rPr>
+          <w:t>30.1 Linear Estimates</w:t>
+        </w:r>
+      </w:hyperlink>
+    </w:p>
+    <w:p>
+      <w:pPr>
+        <w:spacing w:after="60"/>
+        <w:ind w:left="317"/>
+      </w:pPr>
+      <w:hyperlink w:anchor="section_119">
+        <w:r>
+          <w:rPr>
+            <w:rStyle w:val="Hyperlink"/>
+          </w:rPr>
+          <w:t>30.2 Material Layouts</w:t>
+        </w:r>
+      </w:hyperlink>
+    </w:p>
+    <w:p>
+      <w:pPr>
+        <w:spacing w:after="60"/>
+        <w:ind w:left="317"/>
+      </w:pPr>
+      <w:hyperlink w:anchor="section_120">
+        <w:r>
+          <w:rPr>
+            <w:rStyle w:val="Hyperlink"/>
+          </w:rPr>
+          <w:t>30.3 Gate Hardware</w:t>
+        </w:r>
+      </w:hyperlink>
+    </w:p>
+    <w:p>
+      <w:pPr>
+        <w:spacing w:after="60"/>
+        <w:ind w:left="0"/>
+      </w:pPr>
+      <w:hyperlink w:anchor="section_121">
+        <w:r>
+          <w:rPr>
+            <w:rStyle w:val="Hyperlink"/>
+          </w:rPr>
+          <w:t>File Naming Convention</w:t>
+        </w:r>
+      </w:hyperlink>
+    </w:p>
+    <w:p>
+      <w:pPr>
+        <w:spacing w:after="60"/>
+        <w:ind w:left="0"/>
+      </w:pPr>
+      <w:hyperlink w:anchor="section_122">
+        <w:r>
+          <w:rPr>
+            <w:rStyle w:val="Hyperlink"/>
+          </w:rPr>
+          <w:t>Total Images: 90 (30 industries × 3 services each)</w:t>
+        </w:r>
+      </w:hyperlink>
+    </w:p>
+    <w:p>
+      <w:r>
+        <w:br w:type="page"/>
       </w:r>
     </w:p>
     <w:p>
@@ -338,17 +2076,21 @@
       <w:pPr>
         <w:pStyle w:val="Heading1"/>
       </w:pPr>
+      <w:bookmarkStart w:id="3" w:name="section_001"/>
       <w:r>
         <w:t>1. Plumbing (#247d70)</w:t>
       </w:r>
+      <w:bookmarkEnd w:id="3"/>
     </w:p>
     <w:p>
       <w:pPr>
         <w:pStyle w:val="Heading2"/>
       </w:pPr>
+      <w:bookmarkStart w:id="4" w:name="section_002"/>
       <w:r>
         <w:t>1.1 Drain and Sewer Service</w:t>
       </w:r>
+      <w:bookmarkEnd w:id="4"/>
     </w:p>
     <w:p>
       <w:r>
@@ -365,9 +2107,11 @@
       <w:pPr>
         <w:pStyle w:val="Heading2"/>
       </w:pPr>
+      <w:bookmarkStart w:id="5" w:name="section_003"/>
       <w:r>
         <w:t>1.2 Water Heater Service</w:t>
       </w:r>
+      <w:bookmarkEnd w:id="5"/>
     </w:p>
     <w:p>
       <w:r>
@@ -384,9 +2128,11 @@
       <w:pPr>
         <w:pStyle w:val="Heading2"/>
       </w:pPr>
+      <w:bookmarkStart w:id="6" w:name="section_004"/>
       <w:r>
         <w:t>1.3 Fixture Service</w:t>
       </w:r>
+      <w:bookmarkEnd w:id="6"/>
     </w:p>
     <w:p>
       <w:r>
@@ -408,17 +2154,21 @@
       <w:pPr>
         <w:pStyle w:val="Heading1"/>
       </w:pPr>
+      <w:bookmarkStart w:id="7" w:name="section_005"/>
       <w:r>
         <w:t>2. HVAC (#3c7ec4)</w:t>
       </w:r>
+      <w:bookmarkEnd w:id="7"/>
     </w:p>
     <w:p>
       <w:pPr>
         <w:pStyle w:val="Heading2"/>
       </w:pPr>
+      <w:bookmarkStart w:id="8" w:name="section_006"/>
       <w:r>
         <w:t>2.1 Heating and Cooling</w:t>
       </w:r>
+      <w:bookmarkEnd w:id="8"/>
     </w:p>
     <w:p>
       <w:r>
@@ -435,9 +2185,11 @@
       <w:pPr>
         <w:pStyle w:val="Heading2"/>
       </w:pPr>
+      <w:bookmarkStart w:id="9" w:name="section_007"/>
       <w:r>
         <w:t>2.2 Maintenance Agreements</w:t>
       </w:r>
+      <w:bookmarkEnd w:id="9"/>
     </w:p>
     <w:p>
       <w:r>
@@ -454,9 +2206,11 @@
       <w:pPr>
         <w:pStyle w:val="Heading2"/>
       </w:pPr>
+      <w:bookmarkStart w:id="10" w:name="section_008"/>
       <w:r>
         <w:t>2.3 Equipment Commissioning</w:t>
       </w:r>
+      <w:bookmarkEnd w:id="10"/>
     </w:p>
     <w:p>
       <w:r>
@@ -478,17 +2232,21 @@
       <w:pPr>
         <w:pStyle w:val="Heading1"/>
       </w:pPr>
+      <w:bookmarkStart w:id="11" w:name="section_009"/>
       <w:r>
         <w:t>3. Carpet &amp; Upholstery Cleaning (#9b6f4f)</w:t>
       </w:r>
+      <w:bookmarkEnd w:id="11"/>
     </w:p>
     <w:p>
       <w:pPr>
         <w:pStyle w:val="Heading2"/>
       </w:pPr>
+      <w:bookmarkStart w:id="12" w:name="section_010"/>
       <w:r>
         <w:t>3.1 Room-Based Estimates</w:t>
       </w:r>
+      <w:bookmarkEnd w:id="12"/>
     </w:p>
     <w:p>
       <w:r>
@@ -505,9 +2263,11 @@
       <w:pPr>
         <w:pStyle w:val="Heading2"/>
       </w:pPr>
+      <w:bookmarkStart w:id="13" w:name="section_011"/>
       <w:r>
         <w:t>3.2 Treatment Tracking</w:t>
       </w:r>
+      <w:bookmarkEnd w:id="13"/>
     </w:p>
     <w:p>
       <w:r>
@@ -524,9 +2284,11 @@
       <w:pPr>
         <w:pStyle w:val="Heading2"/>
       </w:pPr>
+      <w:bookmarkStart w:id="14" w:name="section_012"/>
       <w:r>
         <w:t>3.3 Recurring Service</w:t>
       </w:r>
+      <w:bookmarkEnd w:id="14"/>
     </w:p>
     <w:p>
       <w:r>
@@ -548,17 +2310,21 @@
       <w:pPr>
         <w:pStyle w:val="Heading1"/>
       </w:pPr>
+      <w:bookmarkStart w:id="15" w:name="section_013"/>
       <w:r>
         <w:t>4. Landscaping (#56843f)</w:t>
       </w:r>
+      <w:bookmarkEnd w:id="15"/>
     </w:p>
     <w:p>
       <w:pPr>
         <w:pStyle w:val="Heading2"/>
       </w:pPr>
+      <w:bookmarkStart w:id="16" w:name="section_014"/>
       <w:r>
         <w:t>4.1 Property Zones</w:t>
       </w:r>
+      <w:bookmarkEnd w:id="16"/>
     </w:p>
     <w:p>
       <w:r>
@@ -575,9 +2341,11 @@
       <w:pPr>
         <w:pStyle w:val="Heading2"/>
       </w:pPr>
+      <w:bookmarkStart w:id="17" w:name="section_015"/>
       <w:r>
         <w:t>4.2 Crew Routing</w:t>
       </w:r>
+      <w:bookmarkEnd w:id="17"/>
     </w:p>
     <w:p>
       <w:r>
@@ -594,9 +2362,11 @@
       <w:pPr>
         <w:pStyle w:val="Heading2"/>
       </w:pPr>
+      <w:bookmarkStart w:id="18" w:name="section_016"/>
       <w:r>
         <w:t>4.3 Seasonal Work</w:t>
       </w:r>
+      <w:bookmarkEnd w:id="18"/>
     </w:p>
     <w:p>
       <w:r>
@@ -618,17 +2388,21 @@
       <w:pPr>
         <w:pStyle w:val="Heading1"/>
       </w:pPr>
+      <w:bookmarkStart w:id="19" w:name="section_017"/>
       <w:r>
         <w:t>5. Electrical (#d49328)</w:t>
       </w:r>
+      <w:bookmarkEnd w:id="19"/>
     </w:p>
     <w:p>
       <w:pPr>
         <w:pStyle w:val="Heading2"/>
       </w:pPr>
+      <w:bookmarkStart w:id="20" w:name="section_018"/>
       <w:r>
         <w:t>5.1 Panel Schedules</w:t>
       </w:r>
+      <w:bookmarkEnd w:id="20"/>
     </w:p>
     <w:p>
       <w:r>
@@ -645,9 +2419,11 @@
       <w:pPr>
         <w:pStyle w:val="Heading2"/>
       </w:pPr>
+      <w:bookmarkStart w:id="21" w:name="section_019"/>
       <w:r>
         <w:t>5.2 Electrical Inspections</w:t>
       </w:r>
+      <w:bookmarkEnd w:id="21"/>
     </w:p>
     <w:p>
       <w:r>
@@ -664,9 +2440,11 @@
       <w:pPr>
         <w:pStyle w:val="Heading2"/>
       </w:pPr>
+      <w:bookmarkStart w:id="22" w:name="section_020"/>
       <w:r>
         <w:t>5.3 Permit Tracking</w:t>
       </w:r>
+      <w:bookmarkEnd w:id="22"/>
     </w:p>
     <w:p>
       <w:r>
@@ -688,17 +2466,21 @@
       <w:pPr>
         <w:pStyle w:val="Heading1"/>
       </w:pPr>
+      <w:bookmarkStart w:id="23" w:name="section_021"/>
       <w:r>
         <w:t>6. Residential Cleaning (#5c91a8)</w:t>
       </w:r>
+      <w:bookmarkEnd w:id="23"/>
     </w:p>
     <w:p>
       <w:pPr>
         <w:pStyle w:val="Heading2"/>
       </w:pPr>
+      <w:bookmarkStart w:id="24" w:name="section_022"/>
       <w:r>
         <w:t>6.1 Room Checklists</w:t>
       </w:r>
+      <w:bookmarkEnd w:id="24"/>
     </w:p>
     <w:p>
       <w:r>
@@ -715,9 +2497,11 @@
       <w:pPr>
         <w:pStyle w:val="Heading2"/>
       </w:pPr>
+      <w:bookmarkStart w:id="25" w:name="section_023"/>
       <w:r>
         <w:t>6.2 Recurring Plans</w:t>
       </w:r>
+      <w:bookmarkEnd w:id="25"/>
     </w:p>
     <w:p>
       <w:r>
@@ -734,9 +2518,11 @@
       <w:pPr>
         <w:pStyle w:val="Heading2"/>
       </w:pPr>
+      <w:bookmarkStart w:id="26" w:name="section_024"/>
       <w:r>
         <w:t>6.3 Customer Preferences</w:t>
       </w:r>
+      <w:bookmarkEnd w:id="26"/>
     </w:p>
     <w:p>
       <w:r>
@@ -758,17 +2544,21 @@
       <w:pPr>
         <w:pStyle w:val="Heading1"/>
       </w:pPr>
+      <w:bookmarkStart w:id="27" w:name="section_025"/>
       <w:r>
         <w:t>7. Commercial Janitorial (#397b89)</w:t>
       </w:r>
+      <w:bookmarkEnd w:id="27"/>
     </w:p>
     <w:p>
       <w:pPr>
         <w:pStyle w:val="Heading2"/>
       </w:pPr>
+      <w:bookmarkStart w:id="28" w:name="section_026"/>
       <w:r>
         <w:t>7.1 Facility Zones</w:t>
       </w:r>
+      <w:bookmarkEnd w:id="28"/>
     </w:p>
     <w:p>
       <w:r>
@@ -785,9 +2575,11 @@
       <w:pPr>
         <w:pStyle w:val="Heading2"/>
       </w:pPr>
+      <w:bookmarkStart w:id="29" w:name="section_027"/>
       <w:r>
         <w:t>7.2 Quality Inspections</w:t>
       </w:r>
+      <w:bookmarkEnd w:id="29"/>
     </w:p>
     <w:p>
       <w:r>
@@ -804,9 +2596,11 @@
       <w:pPr>
         <w:pStyle w:val="Heading2"/>
       </w:pPr>
+      <w:bookmarkStart w:id="30" w:name="section_028"/>
       <w:r>
         <w:t>7.3 Supply Controls</w:t>
       </w:r>
+      <w:bookmarkEnd w:id="30"/>
     </w:p>
     <w:p>
       <w:r>
@@ -828,17 +2622,21 @@
       <w:pPr>
         <w:pStyle w:val="Heading1"/>
       </w:pPr>
+      <w:bookmarkStart w:id="31" w:name="section_029"/>
       <w:r>
         <w:t>8. Pest Control (#75613b)</w:t>
       </w:r>
+      <w:bookmarkEnd w:id="31"/>
     </w:p>
     <w:p>
       <w:pPr>
         <w:pStyle w:val="Heading2"/>
       </w:pPr>
+      <w:bookmarkStart w:id="32" w:name="section_030"/>
       <w:r>
         <w:t>8.1 Treatment Records</w:t>
       </w:r>
+      <w:bookmarkEnd w:id="32"/>
     </w:p>
     <w:p>
       <w:r>
@@ -855,9 +2653,11 @@
       <w:pPr>
         <w:pStyle w:val="Heading2"/>
       </w:pPr>
+      <w:bookmarkStart w:id="33" w:name="section_031"/>
       <w:r>
         <w:t>8.2 Device Monitoring</w:t>
       </w:r>
+      <w:bookmarkEnd w:id="33"/>
     </w:p>
     <w:p>
       <w:r>
@@ -874,9 +2674,11 @@
       <w:pPr>
         <w:pStyle w:val="Heading2"/>
       </w:pPr>
+      <w:bookmarkStart w:id="34" w:name="section_032"/>
       <w:r>
         <w:t>8.3 Compliance Logs</w:t>
       </w:r>
+      <w:bookmarkEnd w:id="34"/>
     </w:p>
     <w:p>
       <w:r>
@@ -898,17 +2700,21 @@
       <w:pPr>
         <w:pStyle w:val="Heading1"/>
       </w:pPr>
+      <w:bookmarkStart w:id="35" w:name="section_033"/>
       <w:r>
         <w:t>9. Roofing (#8a4f42)</w:t>
       </w:r>
+      <w:bookmarkEnd w:id="35"/>
     </w:p>
     <w:p>
       <w:pPr>
         <w:pStyle w:val="Heading2"/>
       </w:pPr>
+      <w:bookmarkStart w:id="36" w:name="section_034"/>
       <w:r>
         <w:t>9.1 Roof Diagrams</w:t>
       </w:r>
+      <w:bookmarkEnd w:id="36"/>
     </w:p>
     <w:p>
       <w:r>
@@ -925,9 +2731,11 @@
       <w:pPr>
         <w:pStyle w:val="Heading2"/>
       </w:pPr>
+      <w:bookmarkStart w:id="37" w:name="section_035"/>
       <w:r>
         <w:t>9.2 Material Takeoffs</w:t>
       </w:r>
+      <w:bookmarkEnd w:id="37"/>
     </w:p>
     <w:p>
       <w:r>
@@ -944,9 +2752,11 @@
       <w:pPr>
         <w:pStyle w:val="Heading2"/>
       </w:pPr>
+      <w:bookmarkStart w:id="38" w:name="section_036"/>
       <w:r>
         <w:t>9.3 Claims Documentation</w:t>
       </w:r>
+      <w:bookmarkEnd w:id="38"/>
     </w:p>
     <w:p>
       <w:r>
@@ -968,17 +2778,21 @@
       <w:pPr>
         <w:pStyle w:val="Heading1"/>
       </w:pPr>
+      <w:bookmarkStart w:id="39" w:name="section_037"/>
       <w:r>
         <w:t>10. Garage Door (#596879)</w:t>
       </w:r>
+      <w:bookmarkEnd w:id="39"/>
     </w:p>
     <w:p>
       <w:pPr>
         <w:pStyle w:val="Heading2"/>
       </w:pPr>
+      <w:bookmarkStart w:id="40" w:name="section_038"/>
       <w:r>
         <w:t>10.1 Door Assets</w:t>
       </w:r>
+      <w:bookmarkEnd w:id="40"/>
     </w:p>
     <w:p>
       <w:r>
@@ -995,9 +2809,11 @@
       <w:pPr>
         <w:pStyle w:val="Heading2"/>
       </w:pPr>
+      <w:bookmarkStart w:id="41" w:name="section_039"/>
       <w:r>
         <w:t>10.2 Safety Checks</w:t>
       </w:r>
+      <w:bookmarkEnd w:id="41"/>
     </w:p>
     <w:p>
       <w:r>
@@ -1014,9 +2830,11 @@
       <w:pPr>
         <w:pStyle w:val="Heading2"/>
       </w:pPr>
+      <w:bookmarkStart w:id="42" w:name="section_040"/>
       <w:r>
         <w:t>10.3 Spring Lifecycle</w:t>
       </w:r>
+      <w:bookmarkEnd w:id="42"/>
     </w:p>
     <w:p>
       <w:r>
@@ -1038,17 +2856,21 @@
       <w:pPr>
         <w:pStyle w:val="Heading1"/>
       </w:pPr>
+      <w:bookmarkStart w:id="43" w:name="section_041"/>
       <w:r>
         <w:t>11. Appliance Repair (#536fa3)</w:t>
       </w:r>
+      <w:bookmarkEnd w:id="43"/>
     </w:p>
     <w:p>
       <w:pPr>
         <w:pStyle w:val="Heading2"/>
       </w:pPr>
+      <w:bookmarkStart w:id="44" w:name="section_042"/>
       <w:r>
         <w:t>11.1 Model Diagnostics</w:t>
       </w:r>
+      <w:bookmarkEnd w:id="44"/>
     </w:p>
     <w:p>
       <w:r>
@@ -1065,9 +2887,11 @@
       <w:pPr>
         <w:pStyle w:val="Heading2"/>
       </w:pPr>
+      <w:bookmarkStart w:id="45" w:name="section_043"/>
       <w:r>
         <w:t>11.2 Parts Tracking</w:t>
       </w:r>
+      <w:bookmarkEnd w:id="45"/>
     </w:p>
     <w:p>
       <w:r>
@@ -1084,9 +2908,11 @@
       <w:pPr>
         <w:pStyle w:val="Heading2"/>
       </w:pPr>
+      <w:bookmarkStart w:id="46" w:name="section_044"/>
       <w:r>
         <w:t>11.3 Warranty Service</w:t>
       </w:r>
+      <w:bookmarkEnd w:id="46"/>
     </w:p>
     <w:p>
       <w:r>
@@ -1108,17 +2934,21 @@
       <w:pPr>
         <w:pStyle w:val="Heading1"/>
       </w:pPr>
+      <w:bookmarkStart w:id="47" w:name="section_045"/>
       <w:r>
         <w:t>12. Handyman (#9a7041)</w:t>
       </w:r>
+      <w:bookmarkEnd w:id="47"/>
     </w:p>
     <w:p>
       <w:pPr>
         <w:pStyle w:val="Heading2"/>
       </w:pPr>
+      <w:bookmarkStart w:id="48" w:name="section_046"/>
       <w:r>
         <w:t>12.1 Multi-Task Jobs</w:t>
       </w:r>
+      <w:bookmarkEnd w:id="48"/>
     </w:p>
     <w:p>
       <w:r>
@@ -1135,9 +2965,11 @@
       <w:pPr>
         <w:pStyle w:val="Heading2"/>
       </w:pPr>
+      <w:bookmarkStart w:id="49" w:name="section_047"/>
       <w:r>
         <w:t>12.2 Project Punch Lists</w:t>
       </w:r>
+      <w:bookmarkEnd w:id="49"/>
     </w:p>
     <w:p>
       <w:r>
@@ -1154,9 +2986,11 @@
       <w:pPr>
         <w:pStyle w:val="Heading2"/>
       </w:pPr>
+      <w:bookmarkStart w:id="50" w:name="section_048"/>
       <w:r>
         <w:t>12.3 Flexible Estimates</w:t>
       </w:r>
+      <w:bookmarkEnd w:id="50"/>
     </w:p>
     <w:p>
       <w:r>
@@ -1178,17 +3012,21 @@
       <w:pPr>
         <w:pStyle w:val="Heading1"/>
       </w:pPr>
+      <w:bookmarkStart w:id="51" w:name="section_049"/>
       <w:r>
         <w:t>13. Painting (#9168a7)</w:t>
       </w:r>
+      <w:bookmarkEnd w:id="51"/>
     </w:p>
     <w:p>
       <w:pPr>
         <w:pStyle w:val="Heading2"/>
       </w:pPr>
+      <w:bookmarkStart w:id="52" w:name="section_050"/>
       <w:r>
         <w:t>13.1 Color Schedules</w:t>
       </w:r>
+      <w:bookmarkEnd w:id="52"/>
     </w:p>
     <w:p>
       <w:r>
@@ -1205,9 +3043,11 @@
       <w:pPr>
         <w:pStyle w:val="Heading2"/>
       </w:pPr>
+      <w:bookmarkStart w:id="53" w:name="section_051"/>
       <w:r>
         <w:t>13.2 Surface Measurements</w:t>
       </w:r>
+      <w:bookmarkEnd w:id="53"/>
     </w:p>
     <w:p>
       <w:r>
@@ -1224,9 +3064,11 @@
       <w:pPr>
         <w:pStyle w:val="Heading2"/>
       </w:pPr>
+      <w:bookmarkStart w:id="54" w:name="section_052"/>
       <w:r>
         <w:t>13.3 Paint Usage</w:t>
       </w:r>
+      <w:bookmarkEnd w:id="54"/>
     </w:p>
     <w:p>
       <w:r>
@@ -1248,17 +3090,21 @@
       <w:pPr>
         <w:pStyle w:val="Heading1"/>
       </w:pPr>
+      <w:bookmarkStart w:id="55" w:name="section_053"/>
       <w:r>
         <w:t>14. Pressure Washing (#287fa1)</w:t>
       </w:r>
+      <w:bookmarkEnd w:id="55"/>
     </w:p>
     <w:p>
       <w:pPr>
         <w:pStyle w:val="Heading2"/>
       </w:pPr>
+      <w:bookmarkStart w:id="56" w:name="section_054"/>
       <w:r>
         <w:t>14.1 Area-Based Pricing</w:t>
       </w:r>
+      <w:bookmarkEnd w:id="56"/>
     </w:p>
     <w:p>
       <w:r>
@@ -1275,9 +3121,11 @@
       <w:pPr>
         <w:pStyle w:val="Heading2"/>
       </w:pPr>
+      <w:bookmarkStart w:id="57" w:name="section_055"/>
       <w:r>
         <w:t>14.2 Chemical Tracking</w:t>
       </w:r>
+      <w:bookmarkEnd w:id="57"/>
     </w:p>
     <w:p>
       <w:r>
@@ -1294,9 +3142,11 @@
       <w:pPr>
         <w:pStyle w:val="Heading2"/>
       </w:pPr>
+      <w:bookmarkStart w:id="58" w:name="section_056"/>
       <w:r>
         <w:t>14.3 Photo Documentation</w:t>
       </w:r>
+      <w:bookmarkEnd w:id="58"/>
     </w:p>
     <w:p>
       <w:r>
@@ -1318,17 +3168,21 @@
       <w:pPr>
         <w:pStyle w:val="Heading1"/>
       </w:pPr>
+      <w:bookmarkStart w:id="59" w:name="section_057"/>
       <w:r>
         <w:t>15. Pool &amp; Spa (#238aa2)</w:t>
       </w:r>
+      <w:bookmarkEnd w:id="59"/>
     </w:p>
     <w:p>
       <w:pPr>
         <w:pStyle w:val="Heading2"/>
       </w:pPr>
+      <w:bookmarkStart w:id="60" w:name="section_058"/>
       <w:r>
         <w:t>15.1 Chemistry Logs</w:t>
       </w:r>
+      <w:bookmarkEnd w:id="60"/>
     </w:p>
     <w:p>
       <w:r>
@@ -1345,9 +3199,11 @@
       <w:pPr>
         <w:pStyle w:val="Heading2"/>
       </w:pPr>
+      <w:bookmarkStart w:id="61" w:name="section_059"/>
       <w:r>
         <w:t>15.2 Route Service</w:t>
       </w:r>
+      <w:bookmarkEnd w:id="61"/>
     </w:p>
     <w:p>
       <w:r>
@@ -1364,9 +3220,11 @@
       <w:pPr>
         <w:pStyle w:val="Heading2"/>
       </w:pPr>
+      <w:bookmarkStart w:id="62" w:name="section_060"/>
       <w:r>
         <w:t>15.3 Seasonal Care</w:t>
       </w:r>
+      <w:bookmarkEnd w:id="62"/>
     </w:p>
     <w:p>
       <w:r>
@@ -1388,17 +3246,21 @@
       <w:pPr>
         <w:pStyle w:val="Heading1"/>
       </w:pPr>
+      <w:bookmarkStart w:id="63" w:name="section_061"/>
       <w:r>
         <w:t>16. Locksmith &amp; Security (#47566a)</w:t>
       </w:r>
+      <w:bookmarkEnd w:id="63"/>
     </w:p>
     <w:p>
       <w:pPr>
         <w:pStyle w:val="Heading2"/>
       </w:pPr>
+      <w:bookmarkStart w:id="64" w:name="section_062"/>
       <w:r>
         <w:t>16.1 Key Records</w:t>
       </w:r>
+      <w:bookmarkEnd w:id="64"/>
     </w:p>
     <w:p>
       <w:r>
@@ -1415,9 +3277,11 @@
       <w:pPr>
         <w:pStyle w:val="Heading2"/>
       </w:pPr>
+      <w:bookmarkStart w:id="65" w:name="section_063"/>
       <w:r>
         <w:t>16.2 Access Control</w:t>
       </w:r>
+      <w:bookmarkEnd w:id="65"/>
     </w:p>
     <w:p>
       <w:r>
@@ -1434,9 +3298,11 @@
       <w:pPr>
         <w:pStyle w:val="Heading2"/>
       </w:pPr>
+      <w:bookmarkStart w:id="66" w:name="section_064"/>
       <w:r>
         <w:t>16.3 Security Hardware</w:t>
       </w:r>
+      <w:bookmarkEnd w:id="66"/>
     </w:p>
     <w:p>
       <w:r>
@@ -1458,17 +3324,21 @@
       <w:pPr>
         <w:pStyle w:val="Heading1"/>
       </w:pPr>
+      <w:bookmarkStart w:id="67" w:name="section_065"/>
       <w:r>
         <w:t>17. Tree Care (#3f7749)</w:t>
       </w:r>
+      <w:bookmarkEnd w:id="67"/>
     </w:p>
     <w:p>
       <w:pPr>
         <w:pStyle w:val="Heading2"/>
       </w:pPr>
+      <w:bookmarkStart w:id="68" w:name="section_066"/>
       <w:r>
         <w:t>17.1 Tree Inventory</w:t>
       </w:r>
+      <w:bookmarkEnd w:id="68"/>
     </w:p>
     <w:p>
       <w:r>
@@ -1485,9 +3355,11 @@
       <w:pPr>
         <w:pStyle w:val="Heading2"/>
       </w:pPr>
+      <w:bookmarkStart w:id="69" w:name="section_067"/>
       <w:r>
         <w:t>17.2 Risk Assessments</w:t>
       </w:r>
+      <w:bookmarkEnd w:id="69"/>
     </w:p>
     <w:p>
       <w:r>
@@ -1504,9 +3376,11 @@
       <w:pPr>
         <w:pStyle w:val="Heading2"/>
       </w:pPr>
+      <w:bookmarkStart w:id="70" w:name="section_068"/>
       <w:r>
         <w:t>17.3 Treatment Plans</w:t>
       </w:r>
+      <w:bookmarkEnd w:id="70"/>
     </w:p>
     <w:p>
       <w:r>
@@ -1528,17 +3402,21 @@
       <w:pPr>
         <w:pStyle w:val="Heading1"/>
       </w:pPr>
+      <w:bookmarkStart w:id="71" w:name="section_069"/>
       <w:r>
         <w:t>18. Snow &amp; Ice Management (#6688a6)</w:t>
       </w:r>
+      <w:bookmarkEnd w:id="71"/>
     </w:p>
     <w:p>
       <w:pPr>
         <w:pStyle w:val="Heading2"/>
       </w:pPr>
+      <w:bookmarkStart w:id="72" w:name="section_070"/>
       <w:r>
         <w:t>18.1 Storm Dispatch</w:t>
       </w:r>
+      <w:bookmarkEnd w:id="72"/>
     </w:p>
     <w:p>
       <w:r>
@@ -1555,9 +3433,11 @@
       <w:pPr>
         <w:pStyle w:val="Heading2"/>
       </w:pPr>
+      <w:bookmarkStart w:id="73" w:name="section_071"/>
       <w:r>
         <w:t>18.2 Salt Usage</w:t>
       </w:r>
+      <w:bookmarkEnd w:id="73"/>
     </w:p>
     <w:p>
       <w:r>
@@ -1574,9 +3454,11 @@
       <w:pPr>
         <w:pStyle w:val="Heading2"/>
       </w:pPr>
+      <w:bookmarkStart w:id="74" w:name="section_072"/>
       <w:r>
         <w:t>18.3 Proof of Service</w:t>
       </w:r>
+      <w:bookmarkEnd w:id="74"/>
     </w:p>
     <w:p>
       <w:r>
@@ -1598,17 +3480,21 @@
       <w:pPr>
         <w:pStyle w:val="Heading1"/>
       </w:pPr>
+      <w:bookmarkStart w:id="75" w:name="section_073"/>
       <w:r>
         <w:t>19. Irrigation (#3d8d73)</w:t>
       </w:r>
+      <w:bookmarkEnd w:id="75"/>
     </w:p>
     <w:p>
       <w:pPr>
         <w:pStyle w:val="Heading2"/>
       </w:pPr>
+      <w:bookmarkStart w:id="76" w:name="section_074"/>
       <w:r>
         <w:t>19.1 Zone Maps</w:t>
       </w:r>
+      <w:bookmarkEnd w:id="76"/>
     </w:p>
     <w:p>
       <w:r>
@@ -1625,9 +3511,11 @@
       <w:pPr>
         <w:pStyle w:val="Heading2"/>
       </w:pPr>
+      <w:bookmarkStart w:id="77" w:name="section_075"/>
       <w:r>
         <w:t>19.2 Controller Records</w:t>
       </w:r>
+      <w:bookmarkEnd w:id="77"/>
     </w:p>
     <w:p>
       <w:r>
@@ -1644,9 +3532,11 @@
       <w:pPr>
         <w:pStyle w:val="Heading2"/>
       </w:pPr>
+      <w:bookmarkStart w:id="78" w:name="section_076"/>
       <w:r>
         <w:t>19.3 Winterization</w:t>
       </w:r>
+      <w:bookmarkEnd w:id="78"/>
     </w:p>
     <w:p>
       <w:r>
@@ -1668,17 +3558,21 @@
       <w:pPr>
         <w:pStyle w:val="Heading1"/>
       </w:pPr>
+      <w:bookmarkStart w:id="79" w:name="section_077"/>
       <w:r>
         <w:t>20. Septic &amp; Wastewater (#75684c)</w:t>
       </w:r>
+      <w:bookmarkEnd w:id="79"/>
     </w:p>
     <w:p>
       <w:pPr>
         <w:pStyle w:val="Heading2"/>
       </w:pPr>
+      <w:bookmarkStart w:id="80" w:name="section_078"/>
       <w:r>
         <w:t>20.1 System Assets</w:t>
       </w:r>
+      <w:bookmarkEnd w:id="80"/>
     </w:p>
     <w:p>
       <w:r>
@@ -1695,9 +3589,11 @@
       <w:pPr>
         <w:pStyle w:val="Heading2"/>
       </w:pPr>
+      <w:bookmarkStart w:id="81" w:name="section_079"/>
       <w:r>
         <w:t>20.2 Pumping History</w:t>
       </w:r>
+      <w:bookmarkEnd w:id="81"/>
     </w:p>
     <w:p>
       <w:r>
@@ -1714,9 +3610,11 @@
       <w:pPr>
         <w:pStyle w:val="Heading2"/>
       </w:pPr>
+      <w:bookmarkStart w:id="82" w:name="section_080"/>
       <w:r>
         <w:t>20.3 Disposal Records</w:t>
       </w:r>
+      <w:bookmarkEnd w:id="82"/>
     </w:p>
     <w:p>
       <w:r>
@@ -1738,17 +3636,21 @@
       <w:pPr>
         <w:pStyle w:val="Heading1"/>
       </w:pPr>
+      <w:bookmarkStart w:id="83" w:name="section_081"/>
       <w:r>
         <w:t>21. Chimney &amp; Fireplace (#9b513d)</w:t>
       </w:r>
+      <w:bookmarkEnd w:id="83"/>
     </w:p>
     <w:p>
       <w:pPr>
         <w:pStyle w:val="Heading2"/>
       </w:pPr>
+      <w:bookmarkStart w:id="84" w:name="section_082"/>
       <w:r>
         <w:t>21.1 Inspection Levels</w:t>
       </w:r>
+      <w:bookmarkEnd w:id="84"/>
     </w:p>
     <w:p>
       <w:r>
@@ -1765,9 +3667,11 @@
       <w:pPr>
         <w:pStyle w:val="Heading2"/>
       </w:pPr>
+      <w:bookmarkStart w:id="85" w:name="section_083"/>
       <w:r>
         <w:t>21.2 Sweeping Records</w:t>
       </w:r>
+      <w:bookmarkEnd w:id="85"/>
     </w:p>
     <w:p>
       <w:r>
@@ -1784,9 +3688,11 @@
       <w:pPr>
         <w:pStyle w:val="Heading2"/>
       </w:pPr>
+      <w:bookmarkStart w:id="86" w:name="section_084"/>
       <w:r>
         <w:t>21.3 Safety Findings</w:t>
       </w:r>
+      <w:bookmarkEnd w:id="86"/>
     </w:p>
     <w:p>
       <w:r>
@@ -1808,17 +3714,21 @@
       <w:pPr>
         <w:pStyle w:val="Heading1"/>
       </w:pPr>
+      <w:bookmarkStart w:id="87" w:name="section_085"/>
       <w:r>
         <w:t>22. Solar (#c48728)</w:t>
       </w:r>
+      <w:bookmarkEnd w:id="87"/>
     </w:p>
     <w:p>
       <w:pPr>
         <w:pStyle w:val="Heading2"/>
       </w:pPr>
+      <w:bookmarkStart w:id="88" w:name="section_086"/>
       <w:r>
         <w:t>22.1 System Commissioning</w:t>
       </w:r>
+      <w:bookmarkEnd w:id="88"/>
     </w:p>
     <w:p>
       <w:r>
@@ -1835,9 +3745,11 @@
       <w:pPr>
         <w:pStyle w:val="Heading2"/>
       </w:pPr>
+      <w:bookmarkStart w:id="89" w:name="section_087"/>
       <w:r>
         <w:t>22.2 Production Checks</w:t>
       </w:r>
+      <w:bookmarkEnd w:id="89"/>
     </w:p>
     <w:p>
       <w:r>
@@ -1854,9 +3766,11 @@
       <w:pPr>
         <w:pStyle w:val="Heading2"/>
       </w:pPr>
+      <w:bookmarkStart w:id="90" w:name="section_088"/>
       <w:r>
         <w:t>22.3 Battery Service</w:t>
       </w:r>
+      <w:bookmarkEnd w:id="90"/>
     </w:p>
     <w:p>
       <w:r>
@@ -1878,17 +3792,21 @@
       <w:pPr>
         <w:pStyle w:val="Heading1"/>
       </w:pPr>
+      <w:bookmarkStart w:id="91" w:name="section_089"/>
       <w:r>
         <w:t>23. Home Inspection (#637389)</w:t>
       </w:r>
+      <w:bookmarkEnd w:id="91"/>
     </w:p>
     <w:p>
       <w:pPr>
         <w:pStyle w:val="Heading2"/>
       </w:pPr>
+      <w:bookmarkStart w:id="92" w:name="section_090"/>
       <w:r>
         <w:t>23.1 Structured Findings</w:t>
       </w:r>
+      <w:bookmarkEnd w:id="92"/>
     </w:p>
     <w:p>
       <w:r>
@@ -1905,9 +3823,11 @@
       <w:pPr>
         <w:pStyle w:val="Heading2"/>
       </w:pPr>
+      <w:bookmarkStart w:id="93" w:name="section_091"/>
       <w:r>
         <w:t>23.2 Photo Evidence</w:t>
       </w:r>
+      <w:bookmarkEnd w:id="93"/>
     </w:p>
     <w:p>
       <w:r>
@@ -1924,9 +3844,11 @@
       <w:pPr>
         <w:pStyle w:val="Heading2"/>
       </w:pPr>
+      <w:bookmarkStart w:id="94" w:name="section_092"/>
       <w:r>
         <w:t>23.3 Client Reports</w:t>
       </w:r>
+      <w:bookmarkEnd w:id="94"/>
     </w:p>
     <w:p>
       <w:r>
@@ -1948,17 +3870,21 @@
       <w:pPr>
         <w:pStyle w:val="Heading1"/>
       </w:pPr>
+      <w:bookmarkStart w:id="95" w:name="section_093"/>
       <w:r>
         <w:t>24. Restoration &amp; Remediation (#7d5b8f)</w:t>
       </w:r>
+      <w:bookmarkEnd w:id="95"/>
     </w:p>
     <w:p>
       <w:pPr>
         <w:pStyle w:val="Heading2"/>
       </w:pPr>
+      <w:bookmarkStart w:id="96" w:name="section_094"/>
       <w:r>
         <w:t>24.1 Moisture Mapping</w:t>
       </w:r>
+      <w:bookmarkEnd w:id="96"/>
     </w:p>
     <w:p>
       <w:r>
@@ -1975,9 +3901,11 @@
       <w:pPr>
         <w:pStyle w:val="Heading2"/>
       </w:pPr>
+      <w:bookmarkStart w:id="97" w:name="section_095"/>
       <w:r>
         <w:t>24.2 Equipment Logs</w:t>
       </w:r>
+      <w:bookmarkEnd w:id="97"/>
     </w:p>
     <w:p>
       <w:r>
@@ -1994,9 +3922,11 @@
       <w:pPr>
         <w:pStyle w:val="Heading2"/>
       </w:pPr>
+      <w:bookmarkStart w:id="98" w:name="section_096"/>
       <w:r>
         <w:t>24.3 Loss Documentation</w:t>
       </w:r>
+      <w:bookmarkEnd w:id="98"/>
     </w:p>
     <w:p>
       <w:r>
@@ -2018,17 +3948,21 @@
       <w:pPr>
         <w:pStyle w:val="Heading1"/>
       </w:pPr>
+      <w:bookmarkStart w:id="99" w:name="section_097"/>
       <w:r>
         <w:t>25. Moving Services (#4f72a3)</w:t>
       </w:r>
+      <w:bookmarkEnd w:id="99"/>
     </w:p>
     <w:p>
       <w:pPr>
         <w:pStyle w:val="Heading2"/>
       </w:pPr>
+      <w:bookmarkStart w:id="100" w:name="section_098"/>
       <w:r>
         <w:t>25.1 Inventory Surveys</w:t>
       </w:r>
+      <w:bookmarkEnd w:id="100"/>
     </w:p>
     <w:p>
       <w:r>
@@ -2045,9 +3979,11 @@
       <w:pPr>
         <w:pStyle w:val="Heading2"/>
       </w:pPr>
+      <w:bookmarkStart w:id="101" w:name="section_099"/>
       <w:r>
         <w:t>25.2 Truck Planning</w:t>
       </w:r>
+      <w:bookmarkEnd w:id="101"/>
     </w:p>
     <w:p>
       <w:r>
@@ -2064,9 +4000,11 @@
       <w:pPr>
         <w:pStyle w:val="Heading2"/>
       </w:pPr>
+      <w:bookmarkStart w:id="102" w:name="section_100"/>
       <w:r>
         <w:t>25.3 Delivery Proof</w:t>
       </w:r>
+      <w:bookmarkEnd w:id="102"/>
     </w:p>
     <w:p>
       <w:r>
@@ -2088,17 +4026,21 @@
       <w:pPr>
         <w:pStyle w:val="Heading1"/>
       </w:pPr>
+      <w:bookmarkStart w:id="103" w:name="section_101"/>
       <w:r>
         <w:t>26. Junk Removal (#77704b)</w:t>
       </w:r>
+      <w:bookmarkEnd w:id="103"/>
     </w:p>
     <w:p>
       <w:pPr>
         <w:pStyle w:val="Heading2"/>
       </w:pPr>
+      <w:bookmarkStart w:id="104" w:name="section_102"/>
       <w:r>
         <w:t>26.1 Volume Pricing</w:t>
       </w:r>
+      <w:bookmarkEnd w:id="104"/>
     </w:p>
     <w:p>
       <w:r>
@@ -2115,9 +4057,11 @@
       <w:pPr>
         <w:pStyle w:val="Heading2"/>
       </w:pPr>
+      <w:bookmarkStart w:id="105" w:name="section_103"/>
       <w:r>
         <w:t>26.2 Load Capacity</w:t>
       </w:r>
+      <w:bookmarkEnd w:id="105"/>
     </w:p>
     <w:p>
       <w:r>
@@ -2134,9 +4078,11 @@
       <w:pPr>
         <w:pStyle w:val="Heading2"/>
       </w:pPr>
+      <w:bookmarkStart w:id="106" w:name="section_104"/>
       <w:r>
         <w:t>26.3 Disposal Tracking</w:t>
       </w:r>
+      <w:bookmarkEnd w:id="106"/>
     </w:p>
     <w:p>
       <w:r>
@@ -2158,17 +4104,21 @@
       <w:pPr>
         <w:pStyle w:val="Heading1"/>
       </w:pPr>
+      <w:bookmarkStart w:id="107" w:name="section_105"/>
       <w:r>
         <w:t>27. Window &amp; Gutter Cleaning (#38859a)</w:t>
       </w:r>
+      <w:bookmarkEnd w:id="107"/>
     </w:p>
     <w:p>
       <w:pPr>
         <w:pStyle w:val="Heading2"/>
       </w:pPr>
+      <w:bookmarkStart w:id="108" w:name="section_106"/>
       <w:r>
         <w:t>27.1 Measurement Pricing</w:t>
       </w:r>
+      <w:bookmarkEnd w:id="108"/>
     </w:p>
     <w:p>
       <w:r>
@@ -2185,9 +4135,11 @@
       <w:pPr>
         <w:pStyle w:val="Heading2"/>
       </w:pPr>
+      <w:bookmarkStart w:id="109" w:name="section_107"/>
       <w:r>
         <w:t>27.2 Access Notes</w:t>
       </w:r>
+      <w:bookmarkEnd w:id="109"/>
     </w:p>
     <w:p>
       <w:r>
@@ -2204,9 +4156,11 @@
       <w:pPr>
         <w:pStyle w:val="Heading2"/>
       </w:pPr>
+      <w:bookmarkStart w:id="110" w:name="section_108"/>
       <w:r>
         <w:t>27.3 Recurring Routes</w:t>
       </w:r>
+      <w:bookmarkEnd w:id="110"/>
     </w:p>
     <w:p>
       <w:r>
@@ -2228,17 +4182,21 @@
       <w:pPr>
         <w:pStyle w:val="Heading1"/>
       </w:pPr>
+      <w:bookmarkStart w:id="111" w:name="section_109"/>
       <w:r>
         <w:t>28. Flooring (#8a6949)</w:t>
       </w:r>
+      <w:bookmarkEnd w:id="111"/>
     </w:p>
     <w:p>
       <w:pPr>
         <w:pStyle w:val="Heading2"/>
       </w:pPr>
+      <w:bookmarkStart w:id="112" w:name="section_110"/>
       <w:r>
         <w:t>28.1 Room Takeoffs</w:t>
       </w:r>
+      <w:bookmarkEnd w:id="112"/>
     </w:p>
     <w:p>
       <w:r>
@@ -2255,9 +4213,11 @@
       <w:pPr>
         <w:pStyle w:val="Heading2"/>
       </w:pPr>
+      <w:bookmarkStart w:id="113" w:name="section_111"/>
       <w:r>
         <w:t>28.2 Waste Factors</w:t>
       </w:r>
+      <w:bookmarkEnd w:id="113"/>
     </w:p>
     <w:p>
       <w:r>
@@ -2274,9 +4234,11 @@
       <w:pPr>
         <w:pStyle w:val="Heading2"/>
       </w:pPr>
+      <w:bookmarkStart w:id="114" w:name="section_112"/>
       <w:r>
         <w:t>28.3 Install Milestones</w:t>
       </w:r>
+      <w:bookmarkEnd w:id="114"/>
     </w:p>
     <w:p>
       <w:r>
@@ -2298,17 +4260,21 @@
       <w:pPr>
         <w:pStyle w:val="Heading1"/>
       </w:pPr>
+      <w:bookmarkStart w:id="115" w:name="section_113"/>
       <w:r>
         <w:t>29. Property Maintenance (#56705f)</w:t>
       </w:r>
+      <w:bookmarkEnd w:id="115"/>
     </w:p>
     <w:p>
       <w:pPr>
         <w:pStyle w:val="Heading2"/>
       </w:pPr>
+      <w:bookmarkStart w:id="116" w:name="section_114"/>
       <w:r>
         <w:t>29.1 Multi-Site Assets</w:t>
       </w:r>
+      <w:bookmarkEnd w:id="116"/>
     </w:p>
     <w:p>
       <w:r>
@@ -2325,9 +4291,11 @@
       <w:pPr>
         <w:pStyle w:val="Heading2"/>
       </w:pPr>
+      <w:bookmarkStart w:id="117" w:name="section_115"/>
       <w:r>
         <w:t>29.2 Preventive Plans</w:t>
       </w:r>
+      <w:bookmarkEnd w:id="117"/>
     </w:p>
     <w:p>
       <w:r>
@@ -2344,9 +4312,11 @@
       <w:pPr>
         <w:pStyle w:val="Heading2"/>
       </w:pPr>
+      <w:bookmarkStart w:id="118" w:name="section_116"/>
       <w:r>
         <w:t>29.3 Owner Reporting</w:t>
       </w:r>
+      <w:bookmarkEnd w:id="118"/>
     </w:p>
     <w:p>
       <w:r>
@@ -2368,17 +4338,21 @@
       <w:pPr>
         <w:pStyle w:val="Heading1"/>
       </w:pPr>
+      <w:bookmarkStart w:id="119" w:name="section_117"/>
       <w:r>
         <w:t>30. Fencing (#7f674c)</w:t>
       </w:r>
+      <w:bookmarkEnd w:id="119"/>
     </w:p>
     <w:p>
       <w:pPr>
         <w:pStyle w:val="Heading2"/>
       </w:pPr>
+      <w:bookmarkStart w:id="120" w:name="section_118"/>
       <w:r>
         <w:t>30.1 Linear Estimates</w:t>
       </w:r>
+      <w:bookmarkEnd w:id="120"/>
     </w:p>
     <w:p>
       <w:r>
@@ -2395,9 +4369,11 @@
       <w:pPr>
         <w:pStyle w:val="Heading2"/>
       </w:pPr>
+      <w:bookmarkStart w:id="121" w:name="section_119"/>
       <w:r>
         <w:t>30.2 Material Layouts</w:t>
       </w:r>
+      <w:bookmarkEnd w:id="121"/>
     </w:p>
     <w:p>
       <w:r>
@@ -2414,9 +4390,11 @@
       <w:pPr>
         <w:pStyle w:val="Heading2"/>
       </w:pPr>
+      <w:bookmarkStart w:id="122" w:name="section_120"/>
       <w:r>
         <w:t>30.3 Gate Hardware</w:t>
       </w:r>
+      <w:bookmarkEnd w:id="122"/>
     </w:p>
     <w:p>
       <w:r>
@@ -2438,9 +4416,11 @@
       <w:pPr>
         <w:pStyle w:val="Heading1"/>
       </w:pPr>
+      <w:bookmarkStart w:id="123" w:name="section_121"/>
       <w:r>
         <w:t>File Naming Convention</w:t>
       </w:r>
+      <w:bookmarkEnd w:id="123"/>
     </w:p>
     <w:p>
       <w:r>
@@ -2512,9 +4492,11 @@
       <w:pPr>
         <w:pStyle w:val="Heading1"/>
       </w:pPr>
+      <w:bookmarkStart w:id="124" w:name="section_122"/>
       <w:r>
         <w:t>Total Images: 90 (30 industries × 3 services each)</w:t>
       </w:r>
+      <w:bookmarkEnd w:id="124"/>
     </w:p>
     <w:sectPr>
       <w:headerReference w:type="default" r:id="rId9"/>
